--- a/doc/詞/宋朝/李煜/李煜-浪淘沙‧簾外雨潺潺.docx
+++ b/doc/詞/宋朝/李煜/李煜-浪淘沙‧簾外雨潺潺.docx
@@ -1,6 +1,6 @@
 
 <file path=word/document.xml><?xml version="1.0" encoding="utf-8"?>
-<w:document xmlns:wpc="http://schemas.microsoft.com/office/word/2010/wordprocessingCanvas" xmlns:cx="http://schemas.microsoft.com/office/drawing/2014/chartex" xmlns:cx1="http://schemas.microsoft.com/office/drawing/2015/9/8/chartex" xmlns:cx2="http://schemas.microsoft.com/office/drawing/2015/10/21/chartex" xmlns:cx3="http://schemas.microsoft.com/office/drawing/2016/5/9/chartex" xmlns:cx4="http://schemas.microsoft.com/office/drawing/2016/5/10/chartex" xmlns:cx5="http://schemas.microsoft.com/office/drawing/2016/5/11/chartex" xmlns:cx6="http://schemas.microsoft.com/office/drawing/2016/5/12/chartex" xmlns:cx7="http://schemas.microsoft.com/office/drawing/2016/5/13/chartex" xmlns:cx8="http://schemas.microsoft.com/office/drawing/2016/5/14/chartex" xmlns:mc="http://schemas.openxmlformats.org/markup-compatibility/2006" xmlns:aink="http://schemas.microsoft.com/office/drawing/2016/ink" xmlns:am3d="http://schemas.microsoft.com/office/drawing/2017/model3d" xmlns:o="urn:schemas-microsoft-com:office:office" xmlns:oel="http://schemas.microsoft.com/office/2019/extlst" xmlns:r="http://schemas.openxmlformats.org/officeDocument/2006/relationships" xmlns:m="http://schemas.openxmlformats.org/officeDocument/2006/math" xmlns:v="urn:schemas-microsoft-com:vml" xmlns:wp14="http://schemas.microsoft.com/office/word/2010/wordprocessingDrawing" xmlns:wp="http://schemas.openxmlformats.org/drawingml/2006/wordprocessingDrawing" xmlns:w10="urn:schemas-microsoft-com:office:word" xmlns:w="http://schemas.openxmlformats.org/wordprocessingml/2006/main" xmlns:w14="http://schemas.microsoft.com/office/word/2010/wordml" xmlns:w15="http://schemas.microsoft.com/office/word/2012/wordml" xmlns:w16cex="http://schemas.microsoft.com/office/word/2018/wordml/cex" xmlns:w16cid="http://schemas.microsoft.com/office/word/2016/wordml/cid" xmlns:w16="http://schemas.microsoft.com/office/word/2018/wordml" xmlns:w16du="http://schemas.microsoft.com/office/word/2023/wordml/word16du" xmlns:w16sdtdh="http://schemas.microsoft.com/office/word/2020/wordml/sdtdatahash" xmlns:w16se="http://schemas.microsoft.com/office/word/2015/wordml/symex" xmlns:wpg="http://schemas.microsoft.com/office/word/2010/wordprocessingGroup" xmlns:wpi="http://schemas.microsoft.com/office/word/2010/wordprocessingInk" xmlns:wne="http://schemas.microsoft.com/office/word/2006/wordml" xmlns:wps="http://schemas.microsoft.com/office/word/2010/wordprocessingShape" mc:Ignorable="w14 w15 w16se w16cid w16 w16cex w16sdtdh wp14">
+<w:document xmlns:wpc="http://schemas.microsoft.com/office/word/2010/wordprocessingCanvas" xmlns:cx="http://schemas.microsoft.com/office/drawing/2014/chartex" xmlns:cx1="http://schemas.microsoft.com/office/drawing/2015/9/8/chartex" xmlns:cx2="http://schemas.microsoft.com/office/drawing/2015/10/21/chartex" xmlns:cx3="http://schemas.microsoft.com/office/drawing/2016/5/9/chartex" xmlns:cx4="http://schemas.microsoft.com/office/drawing/2016/5/10/chartex" xmlns:cx5="http://schemas.microsoft.com/office/drawing/2016/5/11/chartex" xmlns:cx6="http://schemas.microsoft.com/office/drawing/2016/5/12/chartex" xmlns:cx7="http://schemas.microsoft.com/office/drawing/2016/5/13/chartex" xmlns:cx8="http://schemas.microsoft.com/office/drawing/2016/5/14/chartex" xmlns:mc="http://schemas.openxmlformats.org/markup-compatibility/2006" xmlns:aink="http://schemas.microsoft.com/office/drawing/2016/ink" xmlns:am3d="http://schemas.microsoft.com/office/drawing/2017/model3d" xmlns:o="urn:schemas-microsoft-com:office:office" xmlns:oel="http://schemas.microsoft.com/office/2019/extlst" xmlns:r="http://schemas.openxmlformats.org/officeDocument/2006/relationships" xmlns:m="http://schemas.openxmlformats.org/officeDocument/2006/math" xmlns:v="urn:schemas-microsoft-com:vml" xmlns:wp14="http://schemas.microsoft.com/office/word/2010/wordprocessingDrawing" xmlns:wp="http://schemas.openxmlformats.org/drawingml/2006/wordprocessingDrawing" xmlns:w10="urn:schemas-microsoft-com:office:word" xmlns:w="http://schemas.openxmlformats.org/wordprocessingml/2006/main" xmlns:w14="http://schemas.microsoft.com/office/word/2010/wordml" xmlns:w15="http://schemas.microsoft.com/office/word/2012/wordml" xmlns:w16cex="http://schemas.microsoft.com/office/word/2018/wordml/cex" xmlns:w16cid="http://schemas.microsoft.com/office/word/2016/wordml/cid" xmlns:w16="http://schemas.microsoft.com/office/word/2018/wordml" xmlns:w16du="http://schemas.microsoft.com/office/word/2023/wordml/word16du" xmlns:w16sdtdh="http://schemas.microsoft.com/office/word/2020/wordml/sdtdatahash" xmlns:w16sdtfl="http://schemas.microsoft.com/office/word/2024/wordml/sdtformatlock" xmlns:w16se="http://schemas.microsoft.com/office/word/2015/wordml/symex" xmlns:wpg="http://schemas.microsoft.com/office/word/2010/wordprocessingGroup" xmlns:wpi="http://schemas.microsoft.com/office/word/2010/wordprocessingInk" xmlns:wne="http://schemas.microsoft.com/office/word/2006/wordml" xmlns:wps="http://schemas.microsoft.com/office/word/2010/wordprocessingShape" mc:Ignorable="w14 w15 w16se w16cid w16 w16cex w16sdtdh w16sdtfl w16du wp14">
   <w:body>
     <w:p>
       <w:pPr>
@@ -10,6 +10,51 @@
           <w:sz w:val="52"/>
         </w:rPr>
       </w:pPr>
+      <w:r>
+        <w:rPr>
+          <w:rFonts w:hint="eastAsia"/>
+          <w:kern w:val="0"/>
+          <w:sz w:val="48"/>
+          <w:szCs w:val="48"/>
+        </w:rPr>
+        <w:t>李煜</w:t>
+      </w:r>
+      <w:r>
+        <w:rPr>
+          <w:rFonts w:hint="eastAsia"/>
+          <w:kern w:val="0"/>
+          <w:sz w:val="48"/>
+          <w:szCs w:val="48"/>
+        </w:rPr>
+        <w:t>《</w:t>
+      </w:r>
+      <w:r>
+        <w:rPr>
+          <w:rFonts w:hint="eastAsia"/>
+          <w:kern w:val="0"/>
+          <w:sz w:val="48"/>
+          <w:szCs w:val="48"/>
+        </w:rPr>
+        <w:t>浪淘沙</w:t>
+      </w:r>
+      <w:r>
+        <w:rPr>
+          <w:rFonts w:hint="eastAsia"/>
+          <w:kern w:val="0"/>
+          <w:sz w:val="48"/>
+          <w:szCs w:val="48"/>
+        </w:rPr>
+        <w:t>‧簾外雨潺潺</w:t>
+      </w:r>
+      <w:r>
+        <w:rPr>
+          <w:rFonts w:hint="eastAsia"/>
+          <w:kern w:val="0"/>
+          <w:sz w:val="48"/>
+          <w:szCs w:val="48"/>
+        </w:rPr>
+        <w:t>》</w:t>
+      </w:r>
       <w:r>
         <w:rPr>
           <w:rFonts w:hint="eastAsia"/>
@@ -17,7 +62,7 @@
           <w:sz w:val="52"/>
           <w:szCs w:val="52"/>
         </w:rPr>
-        <w:t>李煜</w:t>
+        <w:t xml:space="preserve"> </w:t>
       </w:r>
       <w:r>
         <w:rPr>
@@ -26,52 +71,7 @@
           <w:sz w:val="52"/>
           <w:szCs w:val="52"/>
         </w:rPr>
-        <w:t>《</w:t>
-      </w:r>
-      <w:r>
-        <w:rPr>
-          <w:rFonts w:hint="eastAsia"/>
-          <w:kern w:val="0"/>
-          <w:sz w:val="52"/>
-          <w:szCs w:val="52"/>
-        </w:rPr>
-        <w:t>浪淘沙</w:t>
-      </w:r>
-      <w:r>
-        <w:rPr>
-          <w:rFonts w:hint="eastAsia"/>
-          <w:kern w:val="0"/>
-          <w:sz w:val="52"/>
-          <w:szCs w:val="52"/>
-        </w:rPr>
-        <w:t>‧</w:t>
-      </w:r>
-      <w:r>
-        <w:rPr>
-          <w:rFonts w:hint="eastAsia"/>
-          <w:kern w:val="0"/>
-          <w:sz w:val="52"/>
-          <w:szCs w:val="52"/>
-        </w:rPr>
-        <w:t>簾外雨潺潺</w:t>
-      </w:r>
-      <w:r>
-        <w:rPr>
-          <w:rFonts w:hint="eastAsia"/>
-          <w:kern w:val="0"/>
-          <w:sz w:val="52"/>
-          <w:szCs w:val="52"/>
-        </w:rPr>
-        <w:t>》</w:t>
-      </w:r>
-      <w:r>
-        <w:rPr>
-          <w:rFonts w:hint="eastAsia"/>
-          <w:kern w:val="0"/>
-          <w:sz w:val="52"/>
-          <w:szCs w:val="52"/>
-        </w:rPr>
-        <w:t xml:space="preserve"> </w:t>
+        <w:t xml:space="preserve">   </w:t>
       </w:r>
       <w:r>
         <w:rPr>
@@ -97,7 +97,6 @@
           <w:szCs w:val="32"/>
         </w:rPr>
       </w:pPr>
-      <w:proofErr w:type="gramStart"/>
       <w:r>
         <w:rPr>
           <w:rFonts w:hint="eastAsia"/>
@@ -105,9 +104,8 @@
           <w:sz w:val="32"/>
           <w:szCs w:val="32"/>
         </w:rPr>
-        <w:t>簾外雨</w:t>
-      </w:r>
-      <w:proofErr w:type="gramEnd"/>
+        <w:t>簾外雨潺潺，春意闌珊</w:t>
+      </w:r>
       <w:r>
         <w:rPr>
           <w:rFonts w:hint="eastAsia"/>
@@ -115,7 +113,7 @@
           <w:sz w:val="32"/>
           <w:szCs w:val="32"/>
         </w:rPr>
-        <w:t>潺潺，春意闌珊</w:t>
+        <w:t>，</w:t>
       </w:r>
       <w:r>
         <w:rPr>
@@ -124,7 +122,7 @@
           <w:sz w:val="32"/>
           <w:szCs w:val="32"/>
         </w:rPr>
-        <w:t>，</w:t>
+        <w:t>羅衾不耐五更寒。夢</w:t>
       </w:r>
       <w:r>
         <w:rPr>
@@ -133,9 +131,8 @@
           <w:sz w:val="32"/>
           <w:szCs w:val="32"/>
         </w:rPr>
-        <w:t>羅</w:t>
-      </w:r>
-      <w:proofErr w:type="gramStart"/>
+        <w:t>裡</w:t>
+      </w:r>
       <w:r>
         <w:rPr>
           <w:rFonts w:hint="eastAsia"/>
@@ -143,19 +140,19 @@
           <w:sz w:val="32"/>
           <w:szCs w:val="32"/>
         </w:rPr>
-        <w:t>衾</w:t>
-      </w:r>
-      <w:proofErr w:type="gramEnd"/>
-      <w:r>
-        <w:rPr>
-          <w:rFonts w:hint="eastAsia"/>
+        <w:t>不知身是客，一晌貪歡。</w:t>
+      </w:r>
+    </w:p>
+    <w:p>
+      <w:pPr>
+        <w:spacing w:after="0" w:line="480" w:lineRule="exact"/>
+        <w:ind w:left="0" w:right="0" w:firstLine="0"/>
+        <w:rPr>
           <w:color w:val="0F0F0F"/>
           <w:sz w:val="32"/>
           <w:szCs w:val="32"/>
         </w:rPr>
-        <w:t>不耐</w:t>
-      </w:r>
-      <w:proofErr w:type="gramStart"/>
+      </w:pPr>
       <w:r>
         <w:rPr>
           <w:rFonts w:hint="eastAsia"/>
@@ -163,74 +160,6 @@
           <w:sz w:val="32"/>
           <w:szCs w:val="32"/>
         </w:rPr>
-        <w:t>五更寒</w:t>
-      </w:r>
-      <w:proofErr w:type="gramEnd"/>
-      <w:r>
-        <w:rPr>
-          <w:rFonts w:hint="eastAsia"/>
-          <w:color w:val="0F0F0F"/>
-          <w:sz w:val="32"/>
-          <w:szCs w:val="32"/>
-        </w:rPr>
-        <w:t>。夢</w:t>
-      </w:r>
-      <w:r>
-        <w:rPr>
-          <w:rFonts w:hint="eastAsia"/>
-          <w:color w:val="0F0F0F"/>
-          <w:sz w:val="32"/>
-          <w:szCs w:val="32"/>
-        </w:rPr>
-        <w:t>裡</w:t>
-      </w:r>
-      <w:r>
-        <w:rPr>
-          <w:rFonts w:hint="eastAsia"/>
-          <w:color w:val="0F0F0F"/>
-          <w:sz w:val="32"/>
-          <w:szCs w:val="32"/>
-        </w:rPr>
-        <w:t>不知身是客，</w:t>
-      </w:r>
-      <w:proofErr w:type="gramStart"/>
-      <w:r>
-        <w:rPr>
-          <w:rFonts w:hint="eastAsia"/>
-          <w:color w:val="0F0F0F"/>
-          <w:sz w:val="32"/>
-          <w:szCs w:val="32"/>
-        </w:rPr>
-        <w:t>一晌貪歡</w:t>
-      </w:r>
-      <w:proofErr w:type="gramEnd"/>
-      <w:r>
-        <w:rPr>
-          <w:rFonts w:hint="eastAsia"/>
-          <w:color w:val="0F0F0F"/>
-          <w:sz w:val="32"/>
-          <w:szCs w:val="32"/>
-        </w:rPr>
-        <w:t>。</w:t>
-      </w:r>
-    </w:p>
-    <w:p>
-      <w:pPr>
-        <w:spacing w:after="0" w:line="480" w:lineRule="exact"/>
-        <w:ind w:left="0" w:right="0" w:firstLine="0"/>
-        <w:rPr>
-          <w:color w:val="0F0F0F"/>
-          <w:sz w:val="32"/>
-          <w:szCs w:val="32"/>
-        </w:rPr>
-      </w:pPr>
-      <w:r>
-        <w:rPr>
-          <w:rFonts w:hint="eastAsia"/>
-          <w:color w:val="0F0F0F"/>
-          <w:sz w:val="32"/>
-          <w:szCs w:val="32"/>
-        </w:rPr>
         <w:t>獨自莫憑欄，無限江山，別時容易見時難。流水落花春去也，天上人間。</w:t>
       </w:r>
     </w:p>
@@ -252,42 +181,18 @@
       <w:pPr>
         <w:spacing w:after="0" w:line="480" w:lineRule="exact"/>
         <w:ind w:left="0" w:right="0" w:firstLine="0"/>
-        <w:rPr>
-          <w:szCs w:val="28"/>
-        </w:rPr>
-      </w:pPr>
-      <w:r>
-        <w:rPr>
-          <w:rFonts w:hint="eastAsia"/>
-          <w:szCs w:val="28"/>
-        </w:rPr>
-        <w:t>門</w:t>
-      </w:r>
-      <w:proofErr w:type="gramStart"/>
-      <w:r>
-        <w:rPr>
-          <w:rFonts w:hint="eastAsia"/>
-          <w:szCs w:val="28"/>
-        </w:rPr>
-        <w:t>帘</w:t>
-      </w:r>
-      <w:proofErr w:type="gramEnd"/>
-      <w:r>
-        <w:rPr>
-          <w:rFonts w:hint="eastAsia"/>
-          <w:szCs w:val="28"/>
-        </w:rPr>
-        <w:t>外傳來雨聲潺潺，濃郁的春意又要凋殘。羅織</w:t>
-      </w:r>
-      <w:proofErr w:type="gramStart"/>
-      <w:r>
-        <w:rPr>
-          <w:rFonts w:hint="eastAsia"/>
-          <w:szCs w:val="28"/>
-        </w:rPr>
-        <w:t>的錦被受不住</w:t>
-      </w:r>
-      <w:proofErr w:type="gramEnd"/>
+        <w:jc w:val="both"/>
+        <w:rPr>
+          <w:szCs w:val="28"/>
+        </w:rPr>
+      </w:pPr>
+      <w:r>
+        <w:rPr>
+          <w:rFonts w:hint="eastAsia"/>
+          <w:szCs w:val="28"/>
+        </w:rPr>
+        <w:t>簾幕外，細雨綿綿不絕，正無聲催促著這場暮春步入殘局。五更將盡的涼意襲來，即便裹著華美的錦被，也抵擋不住滲入骨髓的深寒。唯有在</w:t>
+      </w:r>
       <w:r>
         <w:rPr>
           <w:rFonts w:hint="eastAsia"/>
@@ -295,30 +200,60 @@
           <w:bCs/>
           <w:szCs w:val="28"/>
         </w:rPr>
-        <w:t>五更</w:t>
-      </w:r>
-      <w:r>
-        <w:rPr>
-          <w:rFonts w:hint="eastAsia"/>
-          <w:szCs w:val="28"/>
-        </w:rPr>
-        <w:t>時的冷寒。只有迷夢中忘掉自身是羈旅之客，才能享受片時的歡娛。獨自一人在太陽下山時在高樓上倚靠欄</w:t>
-      </w:r>
-      <w:proofErr w:type="gramStart"/>
-      <w:r>
-        <w:rPr>
-          <w:rFonts w:hint="eastAsia"/>
-          <w:szCs w:val="28"/>
-        </w:rPr>
-        <w:t>桿</w:t>
-      </w:r>
-      <w:proofErr w:type="gramEnd"/>
-      <w:r>
-        <w:rPr>
-          <w:rFonts w:hint="eastAsia"/>
-          <w:szCs w:val="28"/>
-        </w:rPr>
-        <w:t>遙望遠方，因為想到舊時擁有的無限江山，心中便會泛起無限傷感。離別它是容易的，再要見到它就很艱難。像流失的江水凋落的紅花跟春天一起回去也，今昔對比，一是天上一是人間。</w:t>
+        <w:t>恍惚</w:t>
+      </w:r>
+      <w:r>
+        <w:rPr>
+          <w:rFonts w:hint="eastAsia"/>
+          <w:szCs w:val="28"/>
+        </w:rPr>
+        <w:t>的夢境中，才能短暫忘卻自己淪為異鄉客的屈辱與孤寂，貪戀那轉瞬即逝的歡愉。</w:t>
+      </w:r>
+    </w:p>
+    <w:p>
+      <w:pPr>
+        <w:spacing w:after="0" w:line="480" w:lineRule="exact"/>
+        <w:ind w:left="0" w:right="0" w:firstLine="0"/>
+        <w:jc w:val="both"/>
+        <w:rPr>
+          <w:szCs w:val="28"/>
+        </w:rPr>
+      </w:pPr>
+      <w:r>
+        <w:rPr>
+          <w:rFonts w:hint="eastAsia"/>
+          <w:szCs w:val="28"/>
+        </w:rPr>
+        <w:t>暮色蒼茫，我獨自倚在高樓欄杆前，凝望遠方那早已無法</w:t>
+      </w:r>
+      <w:r>
+        <w:rPr>
+          <w:rFonts w:hint="eastAsia"/>
+          <w:b/>
+          <w:bCs/>
+          <w:szCs w:val="28"/>
+        </w:rPr>
+        <w:t>企及</w:t>
+      </w:r>
+      <w:r>
+        <w:rPr>
+          <w:rFonts w:hint="eastAsia"/>
+          <w:szCs w:val="28"/>
+        </w:rPr>
+        <w:t>的故國江山；過往擁有的繁華越是廣袤，此刻湧上心頭的悲愴便越是沉重。昔日揮別是那樣輕易，如今想要重逢卻已難如登天。這逝去的歲月與榮華，恰似那奔流不回的江水與零落飄散的殘紅，隨著暮春一同遠去。往昔的尊榮與當下的淒涼相比，真是</w:t>
+      </w:r>
+      <w:r>
+        <w:rPr>
+          <w:szCs w:val="28"/>
+        </w:rPr>
+        <w:t>天壤之別</w:t>
+      </w:r>
+      <w:r>
+        <w:rPr>
+          <w:rFonts w:hint="eastAsia"/>
+          <w:szCs w:val="28"/>
+        </w:rPr>
+        <w:t>啊！</w:t>
       </w:r>
     </w:p>
     <w:p>
@@ -347,7 +282,8 @@
           <w:numId w:val="35"/>
         </w:numPr>
         <w:spacing w:after="0" w:line="480" w:lineRule="exact"/>
-        <w:ind w:leftChars="0" w:left="465" w:right="0" w:hanging="482"/>
+        <w:ind w:leftChars="0" w:left="284" w:right="0" w:hanging="301"/>
+        <w:jc w:val="both"/>
         <w:rPr>
           <w:color w:val="0F0F0F"/>
           <w:szCs w:val="28"/>
@@ -369,7 +305,6 @@
         </w:rPr>
         <w:t>：</w:t>
       </w:r>
-      <w:proofErr w:type="gramStart"/>
       <w:r>
         <w:rPr>
           <w:rFonts w:hint="eastAsia"/>
@@ -393,25 +328,41 @@
           <w:color w:val="0F0F0F"/>
           <w:szCs w:val="28"/>
         </w:rPr>
-        <w:t>教坊曲</w:t>
-      </w:r>
-      <w:proofErr w:type="gramEnd"/>
+        <w:t>教坊曲。</w:t>
+      </w:r>
       <w:r>
         <w:rPr>
           <w:rFonts w:hint="eastAsia"/>
           <w:color w:val="0F0F0F"/>
           <w:szCs w:val="28"/>
-        </w:rPr>
-        <w:t>。</w:t>
+          <w:u w:val="single"/>
+        </w:rPr>
+        <w:t>唐</w:t>
       </w:r>
       <w:r>
         <w:rPr>
           <w:rFonts w:hint="eastAsia"/>
           <w:color w:val="0F0F0F"/>
           <w:szCs w:val="28"/>
+        </w:rPr>
+        <w:t>人多用七言絕句入曲，</w:t>
+      </w:r>
+      <w:r>
+        <w:rPr>
+          <w:rFonts w:hint="eastAsia"/>
+          <w:color w:val="0F0F0F"/>
+          <w:szCs w:val="28"/>
+        </w:rPr>
+        <w:t>自</w:t>
+      </w:r>
+      <w:r>
+        <w:rPr>
+          <w:rFonts w:hint="eastAsia"/>
+          <w:color w:val="0F0F0F"/>
+          <w:szCs w:val="28"/>
           <w:u w:val="single"/>
         </w:rPr>
-        <w:t>唐</w:t>
+        <w:t>五代</w:t>
       </w:r>
       <w:r>
         <w:rPr>
@@ -419,102 +370,41 @@
           <w:color w:val="0F0F0F"/>
           <w:szCs w:val="28"/>
         </w:rPr>
-        <w:t>人多用七言</w:t>
-      </w:r>
-      <w:proofErr w:type="gramStart"/>
+        <w:t xml:space="preserve"> </w:t>
+      </w:r>
       <w:r>
         <w:rPr>
           <w:rFonts w:hint="eastAsia"/>
           <w:color w:val="0F0F0F"/>
           <w:szCs w:val="28"/>
-        </w:rPr>
-        <w:t>絕句入曲</w:t>
-      </w:r>
-      <w:proofErr w:type="gramEnd"/>
+          <w:u w:val="single"/>
+        </w:rPr>
+        <w:t>南唐</w:t>
+      </w:r>
       <w:r>
         <w:rPr>
           <w:rFonts w:hint="eastAsia"/>
           <w:color w:val="0F0F0F"/>
           <w:szCs w:val="28"/>
         </w:rPr>
-        <w:t>，</w:t>
+        <w:t xml:space="preserve"> </w:t>
       </w:r>
       <w:r>
         <w:rPr>
           <w:rFonts w:hint="eastAsia"/>
           <w:color w:val="0F0F0F"/>
           <w:szCs w:val="28"/>
-        </w:rPr>
-        <w:t>自</w:t>
+          <w:u w:val="single"/>
+        </w:rPr>
+        <w:t>李煜</w:t>
       </w:r>
       <w:r>
         <w:rPr>
           <w:rFonts w:hint="eastAsia"/>
           <w:color w:val="0F0F0F"/>
           <w:szCs w:val="28"/>
-          <w:u w:val="single"/>
-        </w:rPr>
-        <w:t>五代</w:t>
-      </w:r>
-      <w:r>
-        <w:rPr>
-          <w:rFonts w:hint="eastAsia"/>
-          <w:color w:val="0F0F0F"/>
-          <w:szCs w:val="28"/>
-        </w:rPr>
-        <w:t xml:space="preserve"> </w:t>
-      </w:r>
-      <w:r>
-        <w:rPr>
-          <w:rFonts w:hint="eastAsia"/>
-          <w:color w:val="0F0F0F"/>
-          <w:szCs w:val="28"/>
-          <w:u w:val="single"/>
-        </w:rPr>
-        <w:t>南唐</w:t>
-      </w:r>
-      <w:r>
-        <w:rPr>
-          <w:rFonts w:hint="eastAsia"/>
-          <w:color w:val="0F0F0F"/>
-          <w:szCs w:val="28"/>
-        </w:rPr>
-        <w:t xml:space="preserve"> </w:t>
-      </w:r>
-      <w:r>
-        <w:rPr>
-          <w:rFonts w:hint="eastAsia"/>
-          <w:color w:val="0F0F0F"/>
-          <w:szCs w:val="28"/>
-          <w:u w:val="single"/>
-        </w:rPr>
-        <w:t>李煜</w:t>
-      </w:r>
-      <w:r>
-        <w:rPr>
-          <w:rFonts w:hint="eastAsia"/>
-          <w:color w:val="0F0F0F"/>
-          <w:szCs w:val="28"/>
-        </w:rPr>
-        <w:t>開始流行</w:t>
-      </w:r>
-      <w:proofErr w:type="gramStart"/>
-      <w:r>
-        <w:rPr>
-          <w:rFonts w:hint="eastAsia"/>
-          <w:color w:val="0F0F0F"/>
-          <w:szCs w:val="28"/>
-        </w:rPr>
-        <w:t>長短句雙調小令</w:t>
-      </w:r>
-      <w:proofErr w:type="gramEnd"/>
-      <w:r>
-        <w:rPr>
-          <w:rFonts w:hint="eastAsia"/>
-          <w:color w:val="0F0F0F"/>
-          <w:szCs w:val="28"/>
-        </w:rPr>
-        <w:t>。</w:t>
+        </w:rPr>
+        <w:t>開始流行長短句雙調小令。</w:t>
       </w:r>
     </w:p>
     <w:p>
@@ -525,7 +415,8 @@
           <w:numId w:val="35"/>
         </w:numPr>
         <w:spacing w:after="0" w:line="480" w:lineRule="exact"/>
-        <w:ind w:leftChars="0" w:right="0"/>
+        <w:ind w:leftChars="0" w:left="284" w:right="0" w:hanging="301"/>
+        <w:jc w:val="both"/>
         <w:rPr>
           <w:color w:val="0F0F0F"/>
           <w:szCs w:val="28"/>
@@ -548,7 +439,8 @@
           <w:numId w:val="35"/>
         </w:numPr>
         <w:spacing w:after="0" w:line="480" w:lineRule="exact"/>
-        <w:ind w:leftChars="0" w:right="0"/>
+        <w:ind w:leftChars="0" w:left="284" w:right="0" w:hanging="301"/>
+        <w:jc w:val="both"/>
         <w:rPr>
           <w:color w:val="0F0F0F"/>
           <w:szCs w:val="28"/>
@@ -560,25 +452,7 @@
           <w:color w:val="0F0F0F"/>
           <w:szCs w:val="28"/>
         </w:rPr>
-        <w:t>闌珊：</w:t>
-      </w:r>
-      <w:proofErr w:type="gramStart"/>
-      <w:r>
-        <w:rPr>
-          <w:rFonts w:hint="eastAsia"/>
-          <w:color w:val="0F0F0F"/>
-          <w:szCs w:val="28"/>
-        </w:rPr>
-        <w:t>衰殘</w:t>
-      </w:r>
-      <w:proofErr w:type="gramEnd"/>
-      <w:r>
-        <w:rPr>
-          <w:rFonts w:hint="eastAsia"/>
-          <w:color w:val="0F0F0F"/>
-          <w:szCs w:val="28"/>
-        </w:rPr>
-        <w:t>。</w:t>
+        <w:t>闌珊：衰殘。</w:t>
       </w:r>
     </w:p>
     <w:p>
@@ -589,7 +463,8 @@
           <w:numId w:val="35"/>
         </w:numPr>
         <w:spacing w:after="0" w:line="480" w:lineRule="exact"/>
-        <w:ind w:leftChars="0" w:right="0"/>
+        <w:ind w:leftChars="0" w:left="284" w:right="0" w:hanging="301"/>
+        <w:jc w:val="both"/>
         <w:rPr>
           <w:color w:val="0F0F0F"/>
           <w:szCs w:val="28"/>
@@ -601,27 +476,8 @@
           <w:color w:val="0F0F0F"/>
           <w:szCs w:val="28"/>
         </w:rPr>
-        <w:t>羅</w:t>
-      </w:r>
-      <w:proofErr w:type="gramStart"/>
-      <w:r>
-        <w:rPr>
-          <w:rFonts w:hint="eastAsia"/>
-          <w:color w:val="0F0F0F"/>
-          <w:szCs w:val="28"/>
-        </w:rPr>
-        <w:t>衾</w:t>
-      </w:r>
-      <w:proofErr w:type="gramEnd"/>
-      <w:r>
-        <w:rPr>
-          <w:rFonts w:hint="eastAsia"/>
-          <w:color w:val="0F0F0F"/>
-          <w:szCs w:val="28"/>
-        </w:rPr>
-        <w:t>（</w:t>
-      </w:r>
-      <w:proofErr w:type="gramStart"/>
+        <w:t>羅衾（</w:t>
+      </w:r>
       <w:r>
         <w:rPr>
           <w:rFonts w:hint="eastAsia"/>
@@ -631,7 +487,6 @@
         </w:rPr>
         <w:t>ㄑㄧㄣ</w:t>
       </w:r>
-      <w:proofErr w:type="gramEnd"/>
       <w:r>
         <w:rPr>
           <w:color w:val="0F0F0F"/>
@@ -664,7 +519,8 @@
           <w:numId w:val="35"/>
         </w:numPr>
         <w:spacing w:after="0" w:line="480" w:lineRule="exact"/>
-        <w:ind w:leftChars="0" w:right="0"/>
+        <w:ind w:leftChars="0" w:left="284" w:right="0" w:hanging="301"/>
+        <w:jc w:val="both"/>
         <w:rPr>
           <w:color w:val="0F0F0F"/>
           <w:szCs w:val="28"/>
@@ -686,7 +542,8 @@
           <w:numId w:val="35"/>
         </w:numPr>
         <w:spacing w:after="0" w:line="480" w:lineRule="exact"/>
-        <w:ind w:leftChars="0" w:right="0"/>
+        <w:ind w:leftChars="0" w:left="284" w:right="0" w:hanging="301"/>
+        <w:jc w:val="both"/>
         <w:rPr>
           <w:color w:val="0F0F0F"/>
           <w:szCs w:val="28"/>
@@ -698,18 +555,8 @@
           <w:color w:val="0F0F0F"/>
           <w:szCs w:val="28"/>
         </w:rPr>
-        <w:t>身是客：指被</w:t>
-      </w:r>
-      <w:proofErr w:type="gramStart"/>
-      <w:r>
-        <w:rPr>
-          <w:rFonts w:hint="eastAsia"/>
-          <w:color w:val="0F0F0F"/>
-          <w:szCs w:val="28"/>
-        </w:rPr>
-        <w:t>拘</w:t>
-      </w:r>
-      <w:proofErr w:type="gramEnd"/>
+        <w:t>身是客：指被拘</w:t>
+      </w:r>
       <w:r>
         <w:rPr>
           <w:rFonts w:hint="eastAsia"/>
@@ -736,31 +583,21 @@
           <w:numId w:val="35"/>
         </w:numPr>
         <w:spacing w:after="0" w:line="480" w:lineRule="exact"/>
-        <w:ind w:leftChars="0" w:right="0"/>
+        <w:ind w:leftChars="0" w:left="284" w:right="0" w:hanging="301"/>
+        <w:jc w:val="both"/>
         <w:rPr>
           <w:color w:val="0F0F0F"/>
           <w:szCs w:val="28"/>
         </w:rPr>
       </w:pPr>
-      <w:proofErr w:type="gramStart"/>
       <w:r>
         <w:rPr>
           <w:rFonts w:hint="eastAsia"/>
           <w:color w:val="0F0F0F"/>
           <w:szCs w:val="28"/>
         </w:rPr>
-        <w:t>一晌</w:t>
-      </w:r>
-      <w:proofErr w:type="gramEnd"/>
-      <w:r>
-        <w:rPr>
-          <w:rFonts w:hint="eastAsia"/>
-          <w:color w:val="0F0F0F"/>
-          <w:szCs w:val="28"/>
-        </w:rPr>
-        <w:t>（</w:t>
-      </w:r>
-      <w:proofErr w:type="gramStart"/>
+        <w:t>一晌（</w:t>
+      </w:r>
       <w:r>
         <w:rPr>
           <w:rFonts w:hint="eastAsia"/>
@@ -770,7 +607,6 @@
         </w:rPr>
         <w:t>ㄕㄤˇ</w:t>
       </w:r>
-      <w:proofErr w:type="gramEnd"/>
       <w:r>
         <w:rPr>
           <w:color w:val="0F0F0F"/>
@@ -778,87 +614,20 @@
         </w:rPr>
         <w:t>）</w:t>
       </w:r>
-    </w:p>
-    <w:p>
-      <w:pPr>
-        <w:pStyle w:val="aa"/>
-        <w:numPr>
-          <w:ilvl w:val="0"/>
-          <w:numId w:val="39"/>
-        </w:numPr>
-        <w:spacing w:after="0" w:line="480" w:lineRule="exact"/>
-        <w:ind w:leftChars="0" w:right="0"/>
-        <w:rPr>
+      <w:r>
+        <w:rPr>
+          <w:rFonts w:hint="eastAsia"/>
           <w:color w:val="0F0F0F"/>
           <w:szCs w:val="28"/>
         </w:rPr>
-      </w:pPr>
-      <w:r>
-        <w:rPr>
-          <w:rFonts w:hint="eastAsia"/>
+        <w:t>：</w:t>
+      </w:r>
+      <w:r>
+        <w:rPr>
           <w:color w:val="0F0F0F"/>
           <w:szCs w:val="28"/>
         </w:rPr>
-        <w:t>正午。如：「晌午」。</w:t>
-      </w:r>
-    </w:p>
-    <w:p>
-      <w:pPr>
-        <w:pStyle w:val="aa"/>
-        <w:numPr>
-          <w:ilvl w:val="0"/>
-          <w:numId w:val="39"/>
-        </w:numPr>
-        <w:spacing w:after="0" w:line="480" w:lineRule="exact"/>
-        <w:ind w:leftChars="0" w:right="0"/>
-        <w:rPr>
-          <w:color w:val="0F0F0F"/>
-          <w:szCs w:val="28"/>
-        </w:rPr>
-      </w:pPr>
-      <w:r>
-        <w:rPr>
-          <w:rFonts w:hint="eastAsia"/>
-          <w:color w:val="0F0F0F"/>
-          <w:szCs w:val="28"/>
-        </w:rPr>
-        <w:t>一會兒、片刻的時間。如：「</w:t>
-      </w:r>
-      <w:proofErr w:type="gramStart"/>
-      <w:r>
-        <w:rPr>
-          <w:rFonts w:hint="eastAsia"/>
-          <w:color w:val="0F0F0F"/>
-          <w:szCs w:val="28"/>
-        </w:rPr>
-        <w:t>一晌</w:t>
-      </w:r>
-      <w:proofErr w:type="gramEnd"/>
-      <w:r>
-        <w:rPr>
-          <w:rFonts w:hint="eastAsia"/>
-          <w:color w:val="0F0F0F"/>
-          <w:szCs w:val="28"/>
-        </w:rPr>
-        <w:t>」、「</w:t>
-      </w:r>
-      <w:proofErr w:type="gramStart"/>
-      <w:r>
-        <w:rPr>
-          <w:rFonts w:hint="eastAsia"/>
-          <w:color w:val="0F0F0F"/>
-          <w:szCs w:val="28"/>
-        </w:rPr>
-        <w:t>半晌」</w:t>
-      </w:r>
-      <w:proofErr w:type="gramEnd"/>
-      <w:r>
-        <w:rPr>
-          <w:rFonts w:hint="eastAsia"/>
-          <w:color w:val="0F0F0F"/>
-          <w:szCs w:val="28"/>
-        </w:rPr>
-        <w:t>。</w:t>
+        <w:t>即「這一會兒」或「短暫的時光」。「一晌」強調了夢境歡愉的短暫與虛幻，與醒來後「五更寒」的嚴酷現實形成強烈對比，更深一層刻畫出詞人心中無比沉痛的亡國之思與身世之悲。</w:t>
       </w:r>
     </w:p>
     <w:p>
@@ -869,7 +638,8 @@
           <w:numId w:val="35"/>
         </w:numPr>
         <w:spacing w:after="0" w:line="480" w:lineRule="exact"/>
-        <w:ind w:leftChars="0" w:right="0"/>
+        <w:ind w:leftChars="0" w:left="284" w:right="0" w:hanging="301"/>
+        <w:jc w:val="both"/>
         <w:rPr>
           <w:color w:val="0F0F0F"/>
           <w:szCs w:val="28"/>
@@ -881,18 +651,16 @@
           <w:color w:val="0F0F0F"/>
           <w:szCs w:val="28"/>
         </w:rPr>
-        <w:t>憑欄：靠著欄</w:t>
-      </w:r>
-      <w:proofErr w:type="gramStart"/>
+        <w:t>憑欄：靠著</w:t>
+      </w:r>
       <w:r>
         <w:rPr>
           <w:rFonts w:hint="eastAsia"/>
           <w:color w:val="0F0F0F"/>
           <w:szCs w:val="28"/>
         </w:rPr>
-        <w:t>桿</w:t>
-      </w:r>
-      <w:proofErr w:type="gramEnd"/>
+        <w:t>欄杆</w:t>
+      </w:r>
       <w:r>
         <w:rPr>
           <w:rFonts w:hint="eastAsia"/>
@@ -910,7 +678,8 @@
           <w:numId w:val="35"/>
         </w:numPr>
         <w:spacing w:after="0" w:line="480" w:lineRule="exact"/>
-        <w:ind w:leftChars="0" w:left="-17" w:right="0" w:firstLine="0"/>
+        <w:ind w:leftChars="0" w:left="284" w:right="0" w:hanging="301"/>
+        <w:jc w:val="both"/>
         <w:rPr>
           <w:szCs w:val="28"/>
         </w:rPr>
@@ -964,6 +733,7 @@
       <w:pPr>
         <w:spacing w:after="0" w:line="480" w:lineRule="exact"/>
         <w:ind w:left="11" w:right="0" w:hanging="11"/>
+        <w:jc w:val="both"/>
         <w:rPr>
           <w:szCs w:val="28"/>
         </w:rPr>
@@ -1008,7 +778,19 @@
         <w:rPr>
           <w:szCs w:val="28"/>
         </w:rPr>
-        <w:t>18歲時，迎娶了</w:t>
+        <w:t>18歲時</w:t>
+      </w:r>
+      <w:r>
+        <w:rPr>
+          <w:szCs w:val="28"/>
+        </w:rPr>
+        <w:br/>
+      </w:r>
+      <w:r>
+        <w:rPr>
+          <w:szCs w:val="28"/>
+        </w:rPr>
+        <w:t>，迎娶了</w:t>
       </w:r>
       <w:r>
         <w:rPr>
@@ -1054,7 +836,7 @@
           <w:rFonts w:hint="eastAsia"/>
           <w:szCs w:val="28"/>
         </w:rPr>
-        <w:t>爲“</w:t>
+        <w:t>爲</w:t>
       </w:r>
       <w:r>
         <w:rPr>
@@ -1069,7 +851,7 @@
           <w:rFonts w:hint="eastAsia"/>
           <w:szCs w:val="28"/>
         </w:rPr>
-        <w:t>”。雖然</w:t>
+        <w:t>。雖然</w:t>
       </w:r>
       <w:r>
         <w:rPr>
@@ -1077,24 +859,42 @@
           <w:szCs w:val="28"/>
           <w:u w:val="single"/>
         </w:rPr>
-        <w:t>大周</w:t>
-      </w:r>
-      <w:proofErr w:type="gramStart"/>
+        <w:t>大周后</w:t>
+      </w:r>
+      <w:r>
+        <w:rPr>
+          <w:rFonts w:hint="eastAsia"/>
+          <w:szCs w:val="28"/>
+        </w:rPr>
+        <w:t>比</w:t>
+      </w:r>
       <w:r>
         <w:rPr>
           <w:rFonts w:hint="eastAsia"/>
           <w:szCs w:val="28"/>
           <w:u w:val="single"/>
         </w:rPr>
-        <w:t>后</w:t>
-      </w:r>
-      <w:proofErr w:type="gramEnd"/>
-      <w:r>
-        <w:rPr>
-          <w:rFonts w:hint="eastAsia"/>
-          <w:szCs w:val="28"/>
-        </w:rPr>
-        <w:t>比</w:t>
+        <w:t>李煜</w:t>
+      </w:r>
+      <w:r>
+        <w:rPr>
+          <w:rFonts w:hint="eastAsia"/>
+          <w:szCs w:val="28"/>
+        </w:rPr>
+        <w:t>年長一歲，卻同樣精通詩詞，工於書畫，通曉音律，算得上難得的大家閨秀。婚後，兩人夫唱婦隨</w:t>
+      </w:r>
+      <w:r>
+        <w:rPr>
+          <w:szCs w:val="28"/>
+        </w:rPr>
+        <w:br/>
+      </w:r>
+      <w:r>
+        <w:rPr>
+          <w:rFonts w:hint="eastAsia"/>
+          <w:szCs w:val="28"/>
+        </w:rPr>
+        <w:t>，感情十分融洽，</w:t>
       </w:r>
       <w:r>
         <w:rPr>
@@ -1102,33 +902,8 @@
           <w:szCs w:val="28"/>
           <w:u w:val="single"/>
         </w:rPr>
-        <w:t>李煜</w:t>
-      </w:r>
-      <w:r>
-        <w:rPr>
-          <w:rFonts w:hint="eastAsia"/>
-          <w:szCs w:val="28"/>
-        </w:rPr>
-        <w:t>年長一歲，卻同樣精通詩詞，工於書畫，通曉音律，算得上難得的大家閨秀。婚後，兩人夫唱婦隨，感情十分融洽，</w:t>
-      </w:r>
-      <w:r>
-        <w:rPr>
-          <w:rFonts w:hint="eastAsia"/>
-          <w:szCs w:val="28"/>
-          <w:u w:val="single"/>
-        </w:rPr>
-        <w:t>大周</w:t>
-      </w:r>
-      <w:proofErr w:type="gramStart"/>
-      <w:r>
-        <w:rPr>
-          <w:rFonts w:hint="eastAsia"/>
-          <w:szCs w:val="28"/>
-          <w:u w:val="single"/>
-        </w:rPr>
-        <w:t>后</w:t>
-      </w:r>
-      <w:proofErr w:type="gramEnd"/>
+        <w:t>大周后</w:t>
+      </w:r>
       <w:r>
         <w:rPr>
           <w:rFonts w:hint="eastAsia"/>
@@ -1163,132 +938,104 @@
           <w:bCs/>
           <w:szCs w:val="28"/>
         </w:rPr>
-        <w:t>天</w:t>
-      </w:r>
-      <w:proofErr w:type="gramStart"/>
+        <w:t>天不假年</w:t>
+      </w:r>
+      <w:r>
+        <w:rPr>
+          <w:szCs w:val="28"/>
+        </w:rPr>
+        <w:t>，兩人結婚滿十年時，</w:t>
+      </w:r>
+      <w:r>
+        <w:rPr>
+          <w:szCs w:val="28"/>
+          <w:u w:val="single"/>
+        </w:rPr>
+        <w:t>大周后</w:t>
+      </w:r>
+      <w:r>
+        <w:rPr>
+          <w:szCs w:val="28"/>
+        </w:rPr>
+        <w:t>突然一病不起，很快就</w:t>
+      </w:r>
       <w:r>
         <w:rPr>
           <w:b/>
           <w:bCs/>
           <w:szCs w:val="28"/>
         </w:rPr>
-        <w:t>不假年</w:t>
-      </w:r>
-      <w:proofErr w:type="gramEnd"/>
-      <w:r>
-        <w:rPr>
-          <w:szCs w:val="28"/>
-        </w:rPr>
-        <w:t>，兩人結婚滿十年時，</w:t>
+        <w:t>撒手人寰</w:t>
+      </w:r>
+      <w:r>
+        <w:rPr>
+          <w:szCs w:val="28"/>
+        </w:rPr>
+        <w:t>。就在</w:t>
       </w:r>
       <w:r>
         <w:rPr>
           <w:szCs w:val="28"/>
           <w:u w:val="single"/>
         </w:rPr>
-        <w:t>大周</w:t>
-      </w:r>
-      <w:proofErr w:type="gramStart"/>
+        <w:t>李煜</w:t>
+      </w:r>
+      <w:r>
+        <w:rPr>
+          <w:szCs w:val="28"/>
+        </w:rPr>
+        <w:t>痛不欲生的時候，</w:t>
+      </w:r>
       <w:r>
         <w:rPr>
           <w:szCs w:val="28"/>
           <w:u w:val="single"/>
         </w:rPr>
+        <w:t>大</w:t>
+      </w:r>
+      <w:r>
+        <w:rPr>
+          <w:szCs w:val="28"/>
+          <w:u w:val="single"/>
+        </w:rPr>
+        <w:lastRenderedPageBreak/>
+        <w:t>周后</w:t>
+      </w:r>
+      <w:r>
+        <w:rPr>
+          <w:szCs w:val="28"/>
+        </w:rPr>
+        <w:t>的妹妹走進了他的生活。這位史稱</w:t>
+      </w:r>
+      <w:r>
+        <w:rPr>
+          <w:rFonts w:hint="eastAsia"/>
+          <w:szCs w:val="28"/>
+        </w:rPr>
+        <w:t>爲</w:t>
+      </w:r>
+      <w:r>
+        <w:rPr>
+          <w:rFonts w:hint="eastAsia"/>
+          <w:szCs w:val="28"/>
+          <w:u w:val="single"/>
+        </w:rPr>
+        <w:t>小周</w:t>
+      </w:r>
+      <w:r>
+        <w:rPr>
+          <w:rFonts w:hint="eastAsia"/>
+          <w:szCs w:val="28"/>
+          <w:u w:val="single"/>
+        </w:rPr>
         <w:t>后</w:t>
       </w:r>
-      <w:proofErr w:type="gramEnd"/>
-      <w:r>
-        <w:rPr>
-          <w:szCs w:val="28"/>
-        </w:rPr>
-        <w:t>突然一病不起，很快就</w:t>
-      </w:r>
-      <w:r>
-        <w:rPr>
-          <w:b/>
-          <w:bCs/>
-          <w:szCs w:val="28"/>
-        </w:rPr>
-        <w:t>撒手人寰</w:t>
-      </w:r>
-      <w:r>
-        <w:rPr>
-          <w:szCs w:val="28"/>
-        </w:rPr>
-        <w:t>。就在</w:t>
-      </w:r>
-      <w:r>
-        <w:rPr>
-          <w:szCs w:val="28"/>
-          <w:u w:val="single"/>
-        </w:rPr>
-        <w:t>李煜</w:t>
-      </w:r>
-      <w:r>
-        <w:rPr>
-          <w:szCs w:val="28"/>
-        </w:rPr>
-        <w:t>痛不欲生的時候，</w:t>
-      </w:r>
-      <w:r>
-        <w:rPr>
-          <w:szCs w:val="28"/>
-          <w:u w:val="single"/>
-        </w:rPr>
-        <w:t>大周</w:t>
-      </w:r>
-      <w:proofErr w:type="gramStart"/>
-      <w:r>
-        <w:rPr>
-          <w:szCs w:val="28"/>
-          <w:u w:val="single"/>
-        </w:rPr>
-        <w:t>后</w:t>
-      </w:r>
-      <w:proofErr w:type="gramEnd"/>
-      <w:r>
-        <w:rPr>
-          <w:szCs w:val="28"/>
-        </w:rPr>
-        <w:t>的妹妹走進了他的生活。</w:t>
-      </w:r>
-      <w:proofErr w:type="gramStart"/>
-      <w:r>
-        <w:rPr>
-          <w:szCs w:val="28"/>
-        </w:rPr>
-        <w:t>這位史稱</w:t>
-      </w:r>
-      <w:proofErr w:type="gramEnd"/>
-      <w:r>
-        <w:rPr>
-          <w:rFonts w:hint="eastAsia"/>
-          <w:szCs w:val="28"/>
-        </w:rPr>
-        <w:t>爲“</w:t>
-      </w:r>
-      <w:r>
-        <w:rPr>
-          <w:rFonts w:hint="eastAsia"/>
-          <w:szCs w:val="28"/>
-          <w:u w:val="single"/>
-        </w:rPr>
-        <w:t>小周</w:t>
-      </w:r>
-      <w:r>
-        <w:rPr>
-          <w:rFonts w:hint="eastAsia"/>
-          <w:szCs w:val="28"/>
-          <w:u w:val="single"/>
-        </w:rPr>
-        <w:t>后</w:t>
-      </w:r>
-      <w:r>
-        <w:rPr>
-          <w:rFonts w:hint="eastAsia"/>
-          <w:szCs w:val="28"/>
-        </w:rPr>
-        <w:t>”的姑娘很快就迷倒了</w:t>
+      <w:r>
+        <w:rPr>
+          <w:rFonts w:hint="eastAsia"/>
+          <w:szCs w:val="28"/>
+        </w:rPr>
+        <w:t>的姑娘很快就迷倒了</w:t>
       </w:r>
       <w:r>
         <w:rPr>
@@ -1353,42 +1100,94 @@
         <w:spacing w:beforeLines="50" w:before="120" w:after="0" w:line="440" w:lineRule="exact"/>
         <w:ind w:left="-17" w:right="0" w:firstLine="0"/>
         <w:rPr>
+          <w:szCs w:val="28"/>
+        </w:rPr>
+      </w:pPr>
+      <w:r>
+        <w:rPr>
+          <w:rFonts w:hint="eastAsia"/>
           <w:sz w:val="32"/>
           <w:szCs w:val="32"/>
           <w:bdr w:val="single" w:sz="4" w:space="0" w:color="auto"/>
         </w:rPr>
-        <w:sectPr>
-          <w:footerReference w:type="default" r:id="rId8"/>
-          <w:pgSz w:w="11906" w:h="16838"/>
-          <w:pgMar w:top="567" w:right="567" w:bottom="567" w:left="567" w:header="0" w:footer="0" w:gutter="0"/>
-          <w:cols w:space="720"/>
-          <w:docGrid w:linePitch="381"/>
-        </w:sectPr>
-      </w:pPr>
+        <w:t>賞析</w:t>
+      </w:r>
     </w:p>
     <w:p>
       <w:pPr>
-        <w:spacing w:after="0" w:line="440" w:lineRule="exact"/>
-        <w:ind w:left="-17" w:right="0" w:firstLine="0"/>
-        <w:rPr>
-          <w:szCs w:val="28"/>
-        </w:rPr>
-      </w:pPr>
-      <w:r>
-        <w:rPr>
-          <w:rFonts w:hint="eastAsia"/>
-          <w:sz w:val="32"/>
-          <w:szCs w:val="32"/>
-          <w:bdr w:val="single" w:sz="4" w:space="0" w:color="auto"/>
-        </w:rPr>
-        <w:lastRenderedPageBreak/>
-        <w:t>賞析</w:t>
+        <w:spacing w:after="0" w:line="480" w:lineRule="exact"/>
+        <w:ind w:left="-6" w:right="0" w:hanging="11"/>
+        <w:jc w:val="both"/>
+        <w:rPr>
+          <w:bCs/>
+          <w:szCs w:val="28"/>
+        </w:rPr>
+      </w:pPr>
+      <w:r>
+        <w:rPr>
+          <w:rFonts w:hint="eastAsia"/>
+          <w:bCs/>
+          <w:szCs w:val="28"/>
+        </w:rPr>
+        <w:t xml:space="preserve">    </w:t>
+      </w:r>
+      <w:r>
+        <w:rPr>
+          <w:bCs/>
+          <w:szCs w:val="28"/>
+        </w:rPr>
+        <w:t>這首《浪淘沙令》為</w:t>
+      </w:r>
+      <w:r>
+        <w:rPr>
+          <w:bCs/>
+          <w:szCs w:val="28"/>
+          <w:u w:val="single"/>
+        </w:rPr>
+        <w:t>南唐</w:t>
+      </w:r>
+      <w:r>
+        <w:rPr>
+          <w:bCs/>
+          <w:szCs w:val="28"/>
+        </w:rPr>
+        <w:t>後主</w:t>
+      </w:r>
+      <w:r>
+        <w:rPr>
+          <w:bCs/>
+          <w:szCs w:val="28"/>
+          <w:u w:val="single"/>
+        </w:rPr>
+        <w:t>李煜</w:t>
+      </w:r>
+      <w:r>
+        <w:rPr>
+          <w:bCs/>
+          <w:szCs w:val="28"/>
+        </w:rPr>
+        <w:t>晚年的絕命詞之一，全詞以</w:t>
+      </w:r>
+      <w:r>
+        <w:rPr>
+          <w:b/>
+          <w:szCs w:val="28"/>
+        </w:rPr>
+        <w:t>簡練自然</w:t>
+      </w:r>
+      <w:r>
+        <w:rPr>
+          <w:bCs/>
+          <w:szCs w:val="28"/>
+        </w:rPr>
+        <w:t>、不加雕飾的語言，將夢境與現實、過去與當下交織，寫盡了亡國之君身為階下囚的沉痛與絕望。</w:t>
       </w:r>
     </w:p>
     <w:p>
       <w:pPr>
         <w:spacing w:after="0" w:line="480" w:lineRule="exact"/>
         <w:ind w:left="-6" w:right="0" w:hanging="11"/>
+        <w:jc w:val="both"/>
         <w:rPr>
           <w:bCs/>
           <w:szCs w:val="28"/>
@@ -1400,282 +1199,64 @@
           <w:bCs/>
           <w:szCs w:val="28"/>
         </w:rPr>
-        <w:t xml:space="preserve">    </w:t>
-      </w:r>
-      <w:r>
-        <w:rPr>
-          <w:rFonts w:hint="eastAsia"/>
+        <w:t xml:space="preserve">　　</w:t>
+      </w:r>
+      <w:r>
+        <w:rPr>
           <w:bCs/>
           <w:szCs w:val="28"/>
         </w:rPr>
-        <w:t>這首詞是</w:t>
-      </w:r>
-      <w:r>
-        <w:rPr>
-          <w:rFonts w:hint="eastAsia"/>
+        <w:t>上片由寫景切入。「簾外雨潺潺，春意闌珊」，淅瀝的夜雨聲點破了春光將盡的淒涼</w:t>
+      </w:r>
+      <w:r>
+        <w:rPr>
           <w:bCs/>
           <w:szCs w:val="28"/>
+        </w:rPr>
+        <w:br/>
+      </w:r>
+      <w:r>
+        <w:rPr>
+          <w:bCs/>
+          <w:szCs w:val="28"/>
+        </w:rPr>
+        <w:t>，暗示</w:t>
+      </w:r>
+      <w:r>
+        <w:rPr>
+          <w:bCs/>
+          <w:szCs w:val="28"/>
           <w:u w:val="single"/>
         </w:rPr>
-        <w:t>李煜</w:t>
-      </w:r>
-      <w:r>
-        <w:rPr>
-          <w:rFonts w:hint="eastAsia"/>
+        <w:t>南唐</w:t>
+      </w:r>
+      <w:r>
+        <w:rPr>
           <w:bCs/>
           <w:szCs w:val="28"/>
         </w:rPr>
-        <w:t>在死前不久所作，是他後期的代表作之</w:t>
-      </w:r>
-      <w:proofErr w:type="gramStart"/>
-      <w:r>
-        <w:rPr>
-          <w:rFonts w:hint="eastAsia"/>
+        <w:t>國運的衰亡與個人生命的晚期。「羅衾不耐五更寒」，五更時分的寒意，既是自然界氣溫的侵襲，更是作者孤寂冰冷的內心寫照。緊接著「夢裡不知身是客，一晌貪歡」轉入虛實對比：唯有在短暫的夢境中，才能忘卻自己囚徒的身份，重溫昔日宮廷的歡愉。夢中的片刻溫存，更</w:t>
+      </w:r>
+      <w:r>
+        <w:rPr>
+          <w:b/>
+          <w:szCs w:val="28"/>
+        </w:rPr>
+        <w:t>反襯</w:t>
+      </w:r>
+      <w:r>
+        <w:rPr>
           <w:bCs/>
           <w:szCs w:val="28"/>
         </w:rPr>
-        <w:t>一</w:t>
-      </w:r>
-      <w:proofErr w:type="gramEnd"/>
-      <w:r>
-        <w:rPr>
-          <w:rFonts w:hint="eastAsia"/>
-          <w:bCs/>
-          <w:szCs w:val="28"/>
-        </w:rPr>
-        <w:t>。詞的上片應從整體來看，“羅</w:t>
-      </w:r>
-      <w:proofErr w:type="gramStart"/>
-      <w:r>
-        <w:rPr>
-          <w:rFonts w:hint="eastAsia"/>
-          <w:bCs/>
-          <w:szCs w:val="28"/>
-        </w:rPr>
-        <w:t>衾</w:t>
-      </w:r>
-      <w:proofErr w:type="gramEnd"/>
-      <w:r>
-        <w:rPr>
-          <w:rFonts w:hint="eastAsia"/>
-          <w:bCs/>
-          <w:szCs w:val="28"/>
-        </w:rPr>
-        <w:t>不耐五更寒”，說明作者是在五更天的時候，因爲春寒醒來。這種寒冷</w:t>
-      </w:r>
-      <w:proofErr w:type="gramStart"/>
-      <w:r>
-        <w:rPr>
-          <w:rFonts w:hint="eastAsia"/>
-          <w:bCs/>
-          <w:szCs w:val="28"/>
-        </w:rPr>
-        <w:t>冷</w:t>
-      </w:r>
-      <w:proofErr w:type="gramEnd"/>
-      <w:r>
-        <w:rPr>
-          <w:rFonts w:hint="eastAsia"/>
-          <w:bCs/>
-          <w:szCs w:val="28"/>
-        </w:rPr>
-        <w:t>到怎樣的程度？即使身蓋羅</w:t>
-      </w:r>
-      <w:proofErr w:type="gramStart"/>
-      <w:r>
-        <w:rPr>
-          <w:rFonts w:hint="eastAsia"/>
-          <w:bCs/>
-          <w:szCs w:val="28"/>
-        </w:rPr>
-        <w:t>衾</w:t>
-      </w:r>
-      <w:proofErr w:type="gramEnd"/>
-      <w:r>
-        <w:rPr>
-          <w:rFonts w:hint="eastAsia"/>
-          <w:bCs/>
-          <w:szCs w:val="28"/>
-        </w:rPr>
-        <w:t>也無法抵擋。作者的主觀感受是通過外物表現出來的。作者</w:t>
-      </w:r>
-      <w:proofErr w:type="gramStart"/>
-      <w:r>
-        <w:rPr>
-          <w:rFonts w:hint="eastAsia"/>
-          <w:bCs/>
-          <w:szCs w:val="28"/>
-        </w:rPr>
-        <w:t>聽見簾外潺潺</w:t>
-      </w:r>
-      <w:proofErr w:type="gramEnd"/>
-      <w:r>
-        <w:rPr>
-          <w:rFonts w:hint="eastAsia"/>
-          <w:bCs/>
-          <w:szCs w:val="28"/>
-        </w:rPr>
-        <w:t>的雨聲，想到春天快要過去了，心中生出無限孤寂。一個“寒”字不僅寫出了身體的寒冷，更</w:t>
-      </w:r>
-      <w:r>
-        <w:rPr>
-          <w:rFonts w:hint="eastAsia"/>
-          <w:b/>
-          <w:szCs w:val="28"/>
-        </w:rPr>
-        <w:t>滲出</w:t>
-      </w:r>
-      <w:r>
-        <w:rPr>
-          <w:rFonts w:hint="eastAsia"/>
-          <w:bCs/>
-          <w:szCs w:val="28"/>
-        </w:rPr>
-        <w:t>了內心的淒涼感受。</w:t>
-      </w:r>
-      <w:proofErr w:type="gramStart"/>
-      <w:r>
-        <w:rPr>
-          <w:rFonts w:hint="eastAsia"/>
-          <w:bCs/>
-          <w:szCs w:val="28"/>
-        </w:rPr>
-        <w:t>下句</w:t>
-      </w:r>
-      <w:proofErr w:type="gramEnd"/>
-      <w:r>
-        <w:rPr>
-          <w:rFonts w:hint="eastAsia"/>
-          <w:bCs/>
-          <w:szCs w:val="28"/>
-        </w:rPr>
-        <w:t>“夢</w:t>
-      </w:r>
-      <w:r>
-        <w:rPr>
-          <w:rFonts w:hint="eastAsia"/>
-          <w:bCs/>
-          <w:szCs w:val="28"/>
-        </w:rPr>
-        <w:t>裡</w:t>
-      </w:r>
-      <w:r>
-        <w:rPr>
-          <w:rFonts w:hint="eastAsia"/>
-          <w:bCs/>
-          <w:szCs w:val="28"/>
-        </w:rPr>
-        <w:t>不知身是客，</w:t>
-      </w:r>
-      <w:proofErr w:type="gramStart"/>
-      <w:r>
-        <w:rPr>
-          <w:rFonts w:hint="eastAsia"/>
-          <w:bCs/>
-          <w:szCs w:val="28"/>
-        </w:rPr>
-        <w:t>一晌貪歡</w:t>
-      </w:r>
-      <w:proofErr w:type="gramEnd"/>
-      <w:r>
-        <w:rPr>
-          <w:rFonts w:hint="eastAsia"/>
-          <w:bCs/>
-          <w:szCs w:val="28"/>
-        </w:rPr>
-        <w:t>”由</w:t>
-      </w:r>
-      <w:proofErr w:type="gramStart"/>
-      <w:r>
-        <w:rPr>
-          <w:rFonts w:hint="eastAsia"/>
-          <w:bCs/>
-          <w:szCs w:val="28"/>
-        </w:rPr>
-        <w:t>實入虛</w:t>
-      </w:r>
-      <w:proofErr w:type="gramEnd"/>
-      <w:r>
-        <w:rPr>
-          <w:rFonts w:hint="eastAsia"/>
-          <w:bCs/>
-          <w:szCs w:val="28"/>
-        </w:rPr>
-        <w:t>，表達了兩層意思：一方面，盡情享受歡愉只能在夢</w:t>
-      </w:r>
-      <w:r>
-        <w:rPr>
-          <w:rFonts w:hint="eastAsia"/>
-          <w:bCs/>
-          <w:szCs w:val="28"/>
-        </w:rPr>
-        <w:t>裡</w:t>
-      </w:r>
-      <w:r>
-        <w:rPr>
-          <w:rFonts w:hint="eastAsia"/>
-          <w:bCs/>
-          <w:szCs w:val="28"/>
-        </w:rPr>
-        <w:t>，因爲夢中作者可以忘了自己階下囚的身份，這樣才能享受到片刻歡愉。另一方面，由“貪”字又體現出作者亡國的痛苦，這一</w:t>
-      </w:r>
-      <w:proofErr w:type="gramStart"/>
-      <w:r>
-        <w:rPr>
-          <w:rFonts w:hint="eastAsia"/>
-          <w:bCs/>
-          <w:szCs w:val="28"/>
-        </w:rPr>
-        <w:t>晌之歡又是</w:t>
-      </w:r>
-      <w:proofErr w:type="gramEnd"/>
-      <w:r>
-        <w:rPr>
-          <w:rFonts w:hint="eastAsia"/>
-          <w:bCs/>
-          <w:szCs w:val="28"/>
-        </w:rPr>
-        <w:t>何等對不起自己的萬里河山？所以，夢</w:t>
-      </w:r>
-      <w:r>
-        <w:rPr>
-          <w:rFonts w:hint="eastAsia"/>
-          <w:bCs/>
-          <w:szCs w:val="28"/>
-        </w:rPr>
-        <w:t>裡</w:t>
-      </w:r>
-      <w:r>
-        <w:rPr>
-          <w:rFonts w:hint="eastAsia"/>
-          <w:bCs/>
-          <w:szCs w:val="28"/>
-        </w:rPr>
-        <w:t>的歡愉與醒後的孤寂，夢</w:t>
-      </w:r>
-      <w:proofErr w:type="gramStart"/>
-      <w:r>
-        <w:rPr>
-          <w:rFonts w:hint="eastAsia"/>
-          <w:bCs/>
-          <w:szCs w:val="28"/>
-        </w:rPr>
-        <w:t>中貪歡</w:t>
-      </w:r>
-      <w:proofErr w:type="gramEnd"/>
-      <w:r>
-        <w:rPr>
-          <w:rFonts w:hint="eastAsia"/>
-          <w:bCs/>
-          <w:szCs w:val="28"/>
-        </w:rPr>
-        <w:t>的心境與醒時痛苦的心境，構成了兩種鮮明的對比，表現出一種複雜的絕望的心情。</w:t>
+        <w:t>出夢醒後的殘酷與無奈。</w:t>
       </w:r>
     </w:p>
     <w:p>
       <w:pPr>
         <w:spacing w:after="0" w:line="480" w:lineRule="exact"/>
         <w:ind w:left="-6" w:right="0" w:hanging="11"/>
+        <w:jc w:val="both"/>
         <w:rPr>
           <w:bCs/>
           <w:szCs w:val="28"/>
@@ -1687,105 +1268,53 @@
           <w:bCs/>
           <w:szCs w:val="28"/>
         </w:rPr>
-        <w:t xml:space="preserve">    </w:t>
-      </w:r>
-      <w:r>
-        <w:rPr>
-          <w:rFonts w:hint="eastAsia"/>
+        <w:t xml:space="preserve">　　</w:t>
+      </w:r>
+      <w:r>
+        <w:rPr>
           <w:bCs/>
           <w:szCs w:val="28"/>
         </w:rPr>
-        <w:t>下片“獨自莫憑欄”，似乎在勸告他人，實際在勸告自己，</w:t>
-      </w:r>
-      <w:proofErr w:type="gramStart"/>
-      <w:r>
-        <w:rPr>
-          <w:rFonts w:hint="eastAsia"/>
+        <w:t>下片由寫情轉入感懷。「獨自莫憑欄」，是一句沈重的告誡——一個人的時候切莫登高遠眺，因為目之所及皆是「無限江山」。昔日統治的錦繡河山如今已歸他人所有，「別時容易見時難」道出了「倉皇辭廟」的輕易與如今重返故土的絕望。最後，詞人以「流水落花春去也，天上人間」結尾。落花隨流水逝去，象徵著美好的春光與昔日帝王生活的永不復返；過去的高高在上如在「天上」，如今的</w:t>
+      </w:r>
+      <w:r>
+        <w:rPr>
+          <w:b/>
+          <w:szCs w:val="28"/>
+        </w:rPr>
+        <w:t>階下之囚</w:t>
+      </w:r>
+      <w:r>
+        <w:rPr>
           <w:bCs/>
           <w:szCs w:val="28"/>
         </w:rPr>
-        <w:t>一</w:t>
-      </w:r>
-      <w:proofErr w:type="gramEnd"/>
-      <w:r>
-        <w:rPr>
-          <w:rFonts w:hint="eastAsia"/>
+        <w:t>若在「人間」，前後對比形成巨大的</w:t>
+      </w:r>
+      <w:r>
+        <w:rPr>
+          <w:b/>
+          <w:szCs w:val="28"/>
+        </w:rPr>
+        <w:t>生命落差</w:t>
+      </w:r>
+      <w:r>
+        <w:rPr>
           <w:bCs/>
           <w:szCs w:val="28"/>
         </w:rPr>
-        <w:t>個人的時候不要去憑欄遠眺，因爲看到的將會是無限的江山。這</w:t>
-      </w:r>
-      <w:r>
-        <w:rPr>
-          <w:rFonts w:hint="eastAsia"/>
-          <w:bCs/>
-          <w:szCs w:val="28"/>
-        </w:rPr>
-        <w:t>裡</w:t>
-      </w:r>
-      <w:r>
-        <w:rPr>
-          <w:rFonts w:hint="eastAsia"/>
-          <w:bCs/>
-          <w:szCs w:val="28"/>
-        </w:rPr>
-        <w:t>就加入了作者濃厚的身世之感</w:t>
-      </w:r>
-      <w:r>
-        <w:rPr>
-          <w:rFonts w:hint="eastAsia"/>
-          <w:bCs/>
-          <w:szCs w:val="28"/>
-        </w:rPr>
-        <w:t>--</w:t>
-      </w:r>
-      <w:r>
-        <w:rPr>
-          <w:rFonts w:hint="eastAsia"/>
-          <w:bCs/>
-          <w:szCs w:val="28"/>
-        </w:rPr>
-        <w:t>對於一個普通人來說，看到無限江山，引發的更可能是壯麗雄偉之感，但因爲作者曾經是個君王，看到無限的江山，註定會引發他對亡國的無限悔恨之情。“流水落花春去也，天上人間！”這</w:t>
-      </w:r>
-      <w:r>
-        <w:rPr>
-          <w:rFonts w:hint="eastAsia"/>
-          <w:bCs/>
-          <w:szCs w:val="28"/>
-        </w:rPr>
-        <w:t>裡</w:t>
-      </w:r>
-      <w:r>
-        <w:rPr>
-          <w:rFonts w:hint="eastAsia"/>
-          <w:bCs/>
-          <w:szCs w:val="28"/>
-        </w:rPr>
-        <w:t>寫出了作者前後生活的巨大落差，沒有直接說明，而是用了一個比喻：昔日繁華美妙的生活就像流水落花一樣一去不復返了，目前的生活與之前的生活相比，就如同天上與人間的巨大不同。寫到這</w:t>
-      </w:r>
-      <w:r>
-        <w:rPr>
-          <w:rFonts w:hint="eastAsia"/>
-          <w:bCs/>
-          <w:szCs w:val="28"/>
-        </w:rPr>
-        <w:t>裡</w:t>
-      </w:r>
-      <w:r>
-        <w:rPr>
-          <w:rFonts w:hint="eastAsia"/>
-          <w:bCs/>
-          <w:szCs w:val="28"/>
-        </w:rPr>
-        <w:t>，作者內心的痛苦，悔恨已經不需要太多的言語來表達了。</w:t>
+        <w:t>。</w:t>
       </w:r>
     </w:p>
     <w:p>
       <w:pPr>
         <w:spacing w:after="0" w:line="480" w:lineRule="exact"/>
         <w:ind w:left="-6" w:right="0" w:hanging="11"/>
-        <w:rPr>
+        <w:jc w:val="both"/>
+        <w:rPr>
+          <w:rFonts w:hint="eastAsia"/>
           <w:bCs/>
+          <w:spacing w:val="-4"/>
           <w:szCs w:val="28"/>
         </w:rPr>
       </w:pPr>
@@ -1795,83 +1324,44 @@
           <w:bCs/>
           <w:szCs w:val="28"/>
         </w:rPr>
-        <w:t xml:space="preserve">    </w:t>
-      </w:r>
-      <w:r>
-        <w:rPr>
-          <w:rFonts w:hint="eastAsia"/>
+        <w:t xml:space="preserve">　　</w:t>
+      </w:r>
+      <w:r>
+        <w:rPr>
           <w:bCs/>
           <w:szCs w:val="28"/>
-        </w:rPr>
-        <w:t>這</w:t>
-      </w:r>
-      <w:proofErr w:type="gramStart"/>
-      <w:r>
-        <w:rPr>
-          <w:rFonts w:hint="eastAsia"/>
+          <w:u w:val="single"/>
+        </w:rPr>
+        <w:t>李煜</w:t>
+      </w:r>
+      <w:r>
+        <w:rPr>
           <w:bCs/>
           <w:szCs w:val="28"/>
         </w:rPr>
-        <w:t>首詞寫</w:t>
-      </w:r>
-      <w:r>
-        <w:rPr>
-          <w:rFonts w:hint="eastAsia"/>
+        <w:t>以此詞表達了哀怨而不失真摯的情感。通篇無一字</w:t>
+      </w:r>
+      <w:r>
+        <w:rPr>
+          <w:b/>
+          <w:szCs w:val="28"/>
+        </w:rPr>
+        <w:t>矯飾</w:t>
+      </w:r>
+      <w:r>
+        <w:rPr>
           <w:bCs/>
           <w:szCs w:val="28"/>
-          <w:u w:val="single"/>
-        </w:rPr>
-        <w:t>李煜</w:t>
-      </w:r>
-      <w:proofErr w:type="gramEnd"/>
-      <w:r>
-        <w:rPr>
-          <w:rFonts w:hint="eastAsia"/>
+        </w:rPr>
+        <w:t>，僅憑雨聲、寒意、夢</w:t>
+      </w:r>
+      <w:r>
+        <w:rPr>
           <w:bCs/>
-          <w:szCs w:val="28"/>
-        </w:rPr>
-        <w:t>作爲一個亡國之君，懷念那逝去的帝王生活，懷念曾經擁有的江山，以“別時容易見時難”這樣通俗直白的語言表現出來，情真意切、哀婉動人。</w:t>
-      </w:r>
-    </w:p>
-    <w:p>
-      <w:pPr>
-        <w:spacing w:after="0" w:line="440" w:lineRule="exact"/>
-        <w:ind w:left="-6" w:right="0" w:hanging="11"/>
-        <w:rPr>
-          <w:bCs/>
-          <w:spacing w:val="-6"/>
-          <w:szCs w:val="28"/>
-        </w:rPr>
-      </w:pPr>
-      <w:r>
-        <w:rPr>
-          <w:rFonts w:hint="eastAsia"/>
-        </w:rPr>
-        <w:t>(資料來源：</w:t>
-      </w:r>
-      <w:hyperlink r:id="rId9" w:history="1">
-        <w:r>
-          <w:rPr>
-            <w:rStyle w:val="a8"/>
-          </w:rPr>
-          <w:t>https://bit.ly/3k184Ut</w:t>
-        </w:r>
-      </w:hyperlink>
-      <w:r>
-        <w:t xml:space="preserve"> </w:t>
-      </w:r>
-      <w:hyperlink r:id="rId10" w:history="1"/>
-      <w:hyperlink r:id="rId11" w:history="1"/>
-      <w:hyperlink r:id="rId12" w:history="1"/>
-      <w:hyperlink r:id="rId13" w:history="1"/>
-      <w:r>
-        <w:rPr>
-          <w:rFonts w:hint="eastAsia"/>
-          <w:bCs/>
-          <w:spacing w:val="-6"/>
-          <w:szCs w:val="28"/>
-        </w:rPr>
-        <w:t>)</w:t>
+          <w:spacing w:val="-4"/>
+          <w:szCs w:val="28"/>
+        </w:rPr>
+        <w:t>境與落花，便營造出極具感染力的悲劇意境，成為抒發故國之思與人生無常的千古絕唱。</w:t>
       </w:r>
     </w:p>
     <w:p>
@@ -1902,186 +1392,61 @@
           <w:ilvl w:val="0"/>
           <w:numId w:val="40"/>
         </w:numPr>
-        <w:spacing w:line="460" w:lineRule="exact"/>
-        <w:ind w:leftChars="0" w:right="0"/>
-        <w:rPr>
-          <w:szCs w:val="28"/>
-        </w:rPr>
-      </w:pPr>
-      <w:r>
-        <w:rPr>
-          <w:rFonts w:hint="eastAsia"/>
-          <w:szCs w:val="28"/>
-        </w:rPr>
-        <w:t>五更</w:t>
-      </w:r>
-      <w:r>
-        <w:rPr>
-          <w:rFonts w:hint="eastAsia"/>
-          <w:szCs w:val="28"/>
-        </w:rPr>
-        <w:t>(</w:t>
-      </w:r>
-      <w:proofErr w:type="gramStart"/>
-      <w:r>
-        <w:rPr>
-          <w:rFonts w:hint="eastAsia"/>
-          <w:color w:val="FF0000"/>
+        <w:spacing w:line="440" w:lineRule="exact"/>
+        <w:ind w:leftChars="0" w:left="284" w:right="0" w:hanging="284"/>
+        <w:jc w:val="both"/>
+        <w:rPr>
+          <w:szCs w:val="28"/>
+        </w:rPr>
+      </w:pPr>
+      <w:r>
+        <w:rPr>
+          <w:szCs w:val="28"/>
+        </w:rPr>
+        <w:t>恍惚</w:t>
+      </w:r>
+      <w:r>
+        <w:rPr>
+          <w:rFonts w:hint="eastAsia"/>
+          <w:szCs w:val="28"/>
+        </w:rPr>
+        <w:t>（</w:t>
+      </w:r>
+      <w:r>
+        <w:rPr>
+          <w:rFonts w:hint="eastAsia"/>
+          <w:color w:val="EE0000"/>
           <w:sz w:val="16"/>
           <w:szCs w:val="16"/>
         </w:rPr>
-        <w:t>ㄍㄥ</w:t>
-      </w:r>
-      <w:proofErr w:type="gramEnd"/>
-      <w:r>
-        <w:rPr>
-          <w:rFonts w:hint="eastAsia"/>
-          <w:szCs w:val="28"/>
-        </w:rPr>
-        <w:t>)</w:t>
-      </w:r>
-    </w:p>
-    <w:p>
-      <w:pPr>
-        <w:pStyle w:val="aa"/>
-        <w:numPr>
-          <w:ilvl w:val="0"/>
-          <w:numId w:val="42"/>
-        </w:numPr>
-        <w:spacing w:line="460" w:lineRule="exact"/>
-        <w:ind w:leftChars="0" w:right="0"/>
-        <w:rPr>
-          <w:szCs w:val="28"/>
-        </w:rPr>
-      </w:pPr>
-      <w:r>
-        <w:rPr>
-          <w:rFonts w:hint="eastAsia"/>
-          <w:szCs w:val="28"/>
-        </w:rPr>
-        <w:t>舊時以</w:t>
-      </w:r>
-      <w:hyperlink r:id="rId14" w:history="1">
-        <w:proofErr w:type="gramStart"/>
-        <w:r>
-          <w:rPr>
-            <w:rStyle w:val="a8"/>
-            <w:rFonts w:hint="eastAsia"/>
-            <w:szCs w:val="28"/>
-          </w:rPr>
-          <w:t>漏刻計時</w:t>
-        </w:r>
-        <w:proofErr w:type="gramEnd"/>
-      </w:hyperlink>
-      <w:r>
-        <w:rPr>
-          <w:rFonts w:hint="eastAsia"/>
-          <w:szCs w:val="28"/>
-        </w:rPr>
-        <w:t>，從傍晚到次日清晨，分為五個時段，稱為「五更」。相當於自午後七時起算，每一時段，為兩小時，至清晨五時。</w:t>
-      </w:r>
-    </w:p>
-    <w:p>
-      <w:pPr>
-        <w:pStyle w:val="aa"/>
-        <w:spacing w:line="460" w:lineRule="exact"/>
-        <w:ind w:leftChars="0" w:left="960" w:right="0" w:firstLine="0"/>
-        <w:rPr>
-          <w:szCs w:val="28"/>
-        </w:rPr>
-      </w:pPr>
-      <w:proofErr w:type="gramStart"/>
-      <w:r>
-        <w:rPr>
-          <w:rFonts w:hint="eastAsia"/>
-          <w:szCs w:val="28"/>
-        </w:rPr>
-        <w:t>漏刻</w:t>
-      </w:r>
-      <w:r>
-        <w:rPr>
-          <w:rFonts w:hint="eastAsia"/>
-          <w:szCs w:val="28"/>
-        </w:rPr>
-        <w:t>：</w:t>
-      </w:r>
-      <w:proofErr w:type="gramEnd"/>
-      <w:r>
-        <w:rPr>
-          <w:rFonts w:hint="eastAsia"/>
-          <w:szCs w:val="28"/>
-        </w:rPr>
-        <w:t>中國古代的計時器。</w:t>
-      </w:r>
-      <w:proofErr w:type="gramStart"/>
-      <w:r>
-        <w:rPr>
-          <w:rFonts w:hint="eastAsia"/>
-          <w:szCs w:val="28"/>
-        </w:rPr>
-        <w:t>漏是指帶孔的壺，刻是</w:t>
-      </w:r>
-      <w:proofErr w:type="gramEnd"/>
-      <w:r>
-        <w:rPr>
-          <w:rFonts w:hint="eastAsia"/>
-          <w:szCs w:val="28"/>
-        </w:rPr>
-        <w:t>指附有刻度</w:t>
-      </w:r>
-      <w:proofErr w:type="gramStart"/>
-      <w:r>
-        <w:rPr>
-          <w:rFonts w:hint="eastAsia"/>
-          <w:szCs w:val="28"/>
-        </w:rPr>
-        <w:t>的浮箭</w:t>
-      </w:r>
-      <w:proofErr w:type="gramEnd"/>
+        <w:t>ㄏㄨㄤˇ　ㄏㄨ</w:t>
+      </w:r>
+      <w:r>
+        <w:rPr>
+          <w:rFonts w:hint="eastAsia"/>
+          <w:szCs w:val="28"/>
+        </w:rPr>
+        <w:t>）：</w:t>
+      </w:r>
+      <w:r>
+        <w:rPr>
+          <w:rFonts w:hint="eastAsia"/>
+          <w:szCs w:val="28"/>
+        </w:rPr>
+        <w:t>指</w:t>
+      </w:r>
+      <w:r>
+        <w:rPr>
+          <w:szCs w:val="28"/>
+        </w:rPr>
+        <w:t>神志迷離、半睡半醒的夢幻狀態</w:t>
+      </w:r>
       <w:r>
         <w:rPr>
           <w:rFonts w:hint="eastAsia"/>
           <w:szCs w:val="28"/>
         </w:rPr>
         <w:t>。</w:t>
-      </w:r>
-    </w:p>
-    <w:p>
-      <w:pPr>
-        <w:pStyle w:val="aa"/>
-        <w:numPr>
-          <w:ilvl w:val="0"/>
-          <w:numId w:val="42"/>
-        </w:numPr>
-        <w:spacing w:line="460" w:lineRule="exact"/>
-        <w:ind w:leftChars="0" w:right="0"/>
-        <w:rPr>
-          <w:rFonts w:hint="eastAsia"/>
-          <w:szCs w:val="28"/>
-        </w:rPr>
-      </w:pPr>
-      <w:r>
-        <w:rPr>
-          <w:rFonts w:hint="eastAsia"/>
-          <w:szCs w:val="28"/>
-        </w:rPr>
-        <w:t>特</w:t>
-      </w:r>
-      <w:proofErr w:type="gramStart"/>
-      <w:r>
-        <w:rPr>
-          <w:rFonts w:hint="eastAsia"/>
-          <w:szCs w:val="28"/>
-        </w:rPr>
-        <w:t>指第五更</w:t>
-      </w:r>
-      <w:proofErr w:type="gramEnd"/>
-      <w:r>
-        <w:rPr>
-          <w:rFonts w:hint="eastAsia"/>
-          <w:szCs w:val="28"/>
-        </w:rPr>
-        <w:t>，即天將亮時。</w:t>
       </w:r>
     </w:p>
     <w:p>
@@ -2091,28 +1456,19 @@
           <w:ilvl w:val="0"/>
           <w:numId w:val="40"/>
         </w:numPr>
-        <w:spacing w:line="460" w:lineRule="exact"/>
-        <w:ind w:leftChars="0" w:right="0"/>
-        <w:rPr>
-          <w:szCs w:val="28"/>
-        </w:rPr>
-      </w:pPr>
-      <w:r>
-        <w:rPr>
-          <w:rFonts w:hint="eastAsia"/>
-          <w:szCs w:val="28"/>
-        </w:rPr>
-        <w:t>天</w:t>
-      </w:r>
-      <w:proofErr w:type="gramStart"/>
-      <w:r>
-        <w:rPr>
-          <w:rFonts w:hint="eastAsia"/>
-          <w:szCs w:val="28"/>
-        </w:rPr>
-        <w:t>不假年</w:t>
-      </w:r>
-      <w:proofErr w:type="gramEnd"/>
+        <w:spacing w:line="440" w:lineRule="exact"/>
+        <w:ind w:leftChars="0" w:left="284" w:right="0" w:hanging="284"/>
+        <w:jc w:val="both"/>
+        <w:rPr>
+          <w:szCs w:val="28"/>
+        </w:rPr>
+      </w:pPr>
+      <w:r>
+        <w:rPr>
+          <w:szCs w:val="28"/>
+        </w:rPr>
+        <w:t>企及</w:t>
+      </w:r>
       <w:r>
         <w:rPr>
           <w:rFonts w:hint="eastAsia"/>
@@ -2122,10 +1478,9 @@
       </w:r>
       <w:r>
         <w:rPr>
-          <w:rFonts w:hint="eastAsia"/>
-          <w:szCs w:val="28"/>
-        </w:rPr>
-        <w:t>天公不借以壽命，指壽命不長。</w:t>
+          <w:szCs w:val="28"/>
+        </w:rPr>
+        <w:t>希望趕上或達到某種程度、境界（多用於否定句或疑問句）。</w:t>
       </w:r>
     </w:p>
     <w:p>
@@ -2135,67 +1490,18 @@
           <w:ilvl w:val="0"/>
           <w:numId w:val="40"/>
         </w:numPr>
-        <w:spacing w:line="460" w:lineRule="exact"/>
-        <w:ind w:leftChars="0" w:right="0"/>
-        <w:rPr>
-          <w:szCs w:val="28"/>
-        </w:rPr>
-      </w:pPr>
-      <w:r>
-        <w:rPr>
-          <w:rFonts w:hint="eastAsia"/>
-          <w:szCs w:val="28"/>
-        </w:rPr>
-        <w:t>撒手人寰</w:t>
-      </w:r>
-      <w:r>
-        <w:rPr>
-          <w:rFonts w:hint="eastAsia"/>
-          <w:szCs w:val="28"/>
-        </w:rPr>
-        <w:t>(</w:t>
-      </w:r>
-      <w:proofErr w:type="gramStart"/>
-      <w:r>
-        <w:rPr>
-          <w:rFonts w:hint="eastAsia"/>
-          <w:color w:val="FF0000"/>
-          <w:sz w:val="16"/>
-          <w:szCs w:val="16"/>
-        </w:rPr>
-        <w:t>ㄏㄨㄢˊ</w:t>
-      </w:r>
-      <w:proofErr w:type="gramEnd"/>
-      <w:r>
-        <w:rPr>
-          <w:rFonts w:hint="eastAsia"/>
-          <w:szCs w:val="28"/>
-        </w:rPr>
-        <w:t>)：</w:t>
-      </w:r>
-      <w:r>
-        <w:rPr>
-          <w:rFonts w:hint="eastAsia"/>
-          <w:szCs w:val="28"/>
-        </w:rPr>
-        <w:t>比喻人去世。</w:t>
-      </w:r>
-    </w:p>
-    <w:p>
-      <w:pPr>
-        <w:pStyle w:val="aa"/>
-        <w:spacing w:line="460" w:lineRule="exact"/>
-        <w:ind w:leftChars="0" w:right="0" w:firstLine="0"/>
-        <w:rPr>
-          <w:szCs w:val="28"/>
-        </w:rPr>
-      </w:pPr>
-      <w:r>
-        <w:rPr>
-          <w:rFonts w:hint="eastAsia"/>
-          <w:szCs w:val="28"/>
-        </w:rPr>
-        <w:t>人寰</w:t>
+        <w:spacing w:line="440" w:lineRule="exact"/>
+        <w:ind w:leftChars="0" w:left="284" w:right="0" w:hanging="284"/>
+        <w:jc w:val="both"/>
+        <w:rPr>
+          <w:szCs w:val="28"/>
+        </w:rPr>
+      </w:pPr>
+      <w:r>
+        <w:rPr>
+          <w:szCs w:val="28"/>
+        </w:rPr>
+        <w:t>簡練自然</w:t>
       </w:r>
       <w:r>
         <w:rPr>
@@ -2206,10 +1512,9 @@
       </w:r>
       <w:r>
         <w:rPr>
-          <w:rFonts w:hint="eastAsia"/>
-          <w:szCs w:val="28"/>
-        </w:rPr>
-        <w:t>人世、人間。如：「慘絕人寰」。</w:t>
+          <w:szCs w:val="28"/>
+        </w:rPr>
+        <w:t>語言簡明精練，不事雕琢，流暢而不生硬。讚賞李煜的詞風不刻意堆砌華麗的詞藻，而是用最質樸、自然的語言直接傳達最真摯的感情。</w:t>
       </w:r>
     </w:p>
     <w:p>
@@ -2219,18 +1524,18 @@
           <w:ilvl w:val="0"/>
           <w:numId w:val="40"/>
         </w:numPr>
-        <w:spacing w:line="460" w:lineRule="exact"/>
-        <w:ind w:leftChars="0" w:right="0"/>
-        <w:rPr>
-          <w:szCs w:val="28"/>
-        </w:rPr>
-      </w:pPr>
-      <w:r>
-        <w:rPr>
-          <w:rFonts w:hint="eastAsia"/>
-          <w:szCs w:val="28"/>
-        </w:rPr>
-        <w:t>滲出</w:t>
+        <w:spacing w:line="440" w:lineRule="exact"/>
+        <w:ind w:leftChars="0" w:left="284" w:right="0" w:hanging="284"/>
+        <w:jc w:val="both"/>
+        <w:rPr>
+          <w:szCs w:val="28"/>
+        </w:rPr>
+      </w:pPr>
+      <w:r>
+        <w:rPr>
+          <w:szCs w:val="28"/>
+        </w:rPr>
+        <w:t>反襯</w:t>
       </w:r>
       <w:r>
         <w:rPr>
@@ -2241,13 +1546,230 @@
       </w:r>
       <w:r>
         <w:rPr>
-          <w:rFonts w:hint="eastAsia"/>
-          <w:szCs w:val="28"/>
-        </w:rPr>
-        <w:t>液體由物體內部緩慢滲透到表面。如：「滲出汗珠」、「泉水由石壁中滲出」。</w:t>
+          <w:szCs w:val="28"/>
+        </w:rPr>
+        <w:t>一種修辭手法，利用事物之間相反或相對的特徵來互相對照，使主要描寫的物件更加鮮明突出。指詞人以夢中「短暫的歡愉」來對照醒後「嚴酷的現實」，透過歡愉的短暫更顯現出亡國之痛的深沉與殘酷。</w:t>
+      </w:r>
+    </w:p>
+    <w:p>
+      <w:pPr>
+        <w:pStyle w:val="aa"/>
+        <w:numPr>
+          <w:ilvl w:val="0"/>
+          <w:numId w:val="40"/>
+        </w:numPr>
+        <w:spacing w:line="440" w:lineRule="exact"/>
+        <w:ind w:leftChars="0" w:left="284" w:right="0" w:hanging="284"/>
+        <w:jc w:val="both"/>
+        <w:rPr>
+          <w:szCs w:val="28"/>
+        </w:rPr>
+      </w:pPr>
+      <w:r>
+        <w:rPr>
+          <w:szCs w:val="28"/>
+        </w:rPr>
+        <w:t>階下之囚</w:t>
+      </w:r>
+      <w:r>
+        <w:rPr>
+          <w:rFonts w:hint="eastAsia"/>
+          <w:szCs w:val="28"/>
+        </w:rPr>
+        <w:t>：</w:t>
+      </w:r>
+      <w:r>
+        <w:rPr>
+          <w:szCs w:val="28"/>
+        </w:rPr>
+        <w:t>指坐在台階下的囚犯，泛指被捕獲、失去自由的人。指</w:t>
+      </w:r>
+      <w:r>
+        <w:rPr>
+          <w:szCs w:val="28"/>
+          <w:u w:val="single"/>
+        </w:rPr>
+        <w:t>李煜</w:t>
+      </w:r>
+      <w:r>
+        <w:rPr>
+          <w:szCs w:val="28"/>
+        </w:rPr>
+        <w:t>從昔日尊貴的</w:t>
+      </w:r>
+      <w:r>
+        <w:rPr>
+          <w:szCs w:val="28"/>
+          <w:u w:val="single"/>
+        </w:rPr>
+        <w:t>南唐</w:t>
+      </w:r>
+      <w:r>
+        <w:rPr>
+          <w:szCs w:val="28"/>
+        </w:rPr>
+        <w:t>帝王，淪為</w:t>
+      </w:r>
+      <w:r>
+        <w:rPr>
+          <w:szCs w:val="28"/>
+          <w:u w:val="single"/>
+        </w:rPr>
+        <w:t>宋朝</w:t>
+      </w:r>
+      <w:r>
+        <w:rPr>
+          <w:szCs w:val="28"/>
+        </w:rPr>
+        <w:t>俘虜、失去人身自由的悲慘處境。</w:t>
+      </w:r>
+    </w:p>
+    <w:p>
+      <w:pPr>
+        <w:pStyle w:val="aa"/>
+        <w:numPr>
+          <w:ilvl w:val="0"/>
+          <w:numId w:val="40"/>
+        </w:numPr>
+        <w:spacing w:line="440" w:lineRule="exact"/>
+        <w:ind w:leftChars="0" w:left="284" w:right="0" w:hanging="284"/>
+        <w:jc w:val="both"/>
+        <w:rPr>
+          <w:szCs w:val="28"/>
+        </w:rPr>
+      </w:pPr>
+      <w:r>
+        <w:rPr>
+          <w:szCs w:val="28"/>
+        </w:rPr>
+        <w:t>生命落差</w:t>
+      </w:r>
+      <w:r>
+        <w:rPr>
+          <w:rFonts w:hint="eastAsia"/>
+          <w:szCs w:val="28"/>
+        </w:rPr>
+        <w:t>：</w:t>
+      </w:r>
+      <w:r>
+        <w:rPr>
+          <w:szCs w:val="28"/>
+        </w:rPr>
+        <w:t>指人生歷程中，前後處境、地位、心理狀態或遭遇產生的極大對立與差距</w:t>
+      </w:r>
+      <w:r>
+        <w:rPr>
+          <w:szCs w:val="28"/>
+        </w:rPr>
+        <w:br/>
+      </w:r>
+      <w:r>
+        <w:rPr>
+          <w:szCs w:val="28"/>
+        </w:rPr>
+        <w:t>。強調</w:t>
+      </w:r>
+      <w:r>
+        <w:rPr>
+          <w:szCs w:val="28"/>
+          <w:u w:val="single"/>
+        </w:rPr>
+        <w:t>李煜</w:t>
+      </w:r>
+      <w:r>
+        <w:rPr>
+          <w:szCs w:val="28"/>
+        </w:rPr>
+        <w:t>從過去高高在上的帝王生活（天上），跌落至今日淪為階下囚（人間）的巨大身分與生活轉變。</w:t>
+      </w:r>
+    </w:p>
+    <w:p>
+      <w:pPr>
+        <w:pStyle w:val="aa"/>
+        <w:numPr>
+          <w:ilvl w:val="0"/>
+          <w:numId w:val="40"/>
+        </w:numPr>
+        <w:spacing w:line="440" w:lineRule="exact"/>
+        <w:ind w:leftChars="0" w:left="284" w:right="0" w:hanging="284"/>
+        <w:jc w:val="both"/>
+        <w:rPr>
+          <w:rFonts w:hint="eastAsia"/>
+          <w:szCs w:val="28"/>
+        </w:rPr>
+      </w:pPr>
+      <w:r>
+        <w:rPr>
+          <w:szCs w:val="28"/>
+        </w:rPr>
+        <w:t>矯</w:t>
+      </w:r>
+      <w:r>
+        <w:rPr>
+          <w:rFonts w:hint="eastAsia"/>
+          <w:szCs w:val="28"/>
+        </w:rPr>
+        <w:t>（</w:t>
+      </w:r>
+      <w:r>
+        <w:rPr>
+          <w:color w:val="EE0000"/>
+          <w:sz w:val="16"/>
+          <w:szCs w:val="16"/>
+        </w:rPr>
+        <w:t>ㄐㄧㄠ</w:t>
+      </w:r>
+      <w:r>
+        <w:rPr>
+          <w:rFonts w:hint="eastAsia"/>
+          <w:color w:val="EE0000"/>
+          <w:sz w:val="16"/>
+          <w:szCs w:val="16"/>
+        </w:rPr>
+        <w:t>ˇ</w:t>
+      </w:r>
+      <w:r>
+        <w:rPr>
+          <w:rFonts w:hint="eastAsia"/>
+          <w:szCs w:val="28"/>
+        </w:rPr>
+        <w:t>）</w:t>
+      </w:r>
+      <w:r>
+        <w:rPr>
+          <w:szCs w:val="28"/>
+        </w:rPr>
+        <w:t>飾</w:t>
+      </w:r>
+      <w:r>
+        <w:rPr>
+          <w:rFonts w:hint="eastAsia"/>
+          <w:szCs w:val="28"/>
+        </w:rPr>
+        <w:t>：</w:t>
+      </w:r>
+      <w:r>
+        <w:rPr>
+          <w:szCs w:val="28"/>
+        </w:rPr>
+        <w:t>故意掩飾或做作，使其看起來好看或合乎規範。指</w:t>
+      </w:r>
+      <w:r>
+        <w:rPr>
+          <w:szCs w:val="28"/>
+          <w:u w:val="single"/>
+        </w:rPr>
+        <w:t>李煜</w:t>
+      </w:r>
+      <w:r>
+        <w:rPr>
+          <w:szCs w:val="28"/>
+        </w:rPr>
+        <w:t>的文字沒有任何虛偽或刻意的加工裝飾，完全是情感的自然流露與真情實感。</w:t>
       </w:r>
     </w:p>
     <w:sectPr>
+      <w:footerReference w:type="default" r:id="rId8"/>
       <w:pgSz w:w="11906" w:h="16838"/>
       <w:pgMar w:top="567" w:right="567" w:bottom="567" w:left="567" w:header="0" w:footer="0" w:gutter="0"/>
       <w:cols w:space="720"/>
@@ -2258,7 +1780,7 @@
 </file>
 
 <file path=word/endnotes.xml><?xml version="1.0" encoding="utf-8"?>
-<w:endnotes xmlns:wpc="http://schemas.microsoft.com/office/word/2010/wordprocessingCanvas" xmlns:cx="http://schemas.microsoft.com/office/drawing/2014/chartex" xmlns:cx1="http://schemas.microsoft.com/office/drawing/2015/9/8/chartex" xmlns:cx2="http://schemas.microsoft.com/office/drawing/2015/10/21/chartex" xmlns:cx3="http://schemas.microsoft.com/office/drawing/2016/5/9/chartex" xmlns:cx4="http://schemas.microsoft.com/office/drawing/2016/5/10/chartex" xmlns:cx5="http://schemas.microsoft.com/office/drawing/2016/5/11/chartex" xmlns:cx6="http://schemas.microsoft.com/office/drawing/2016/5/12/chartex" xmlns:cx7="http://schemas.microsoft.com/office/drawing/2016/5/13/chartex" xmlns:cx8="http://schemas.microsoft.com/office/drawing/2016/5/14/chartex" xmlns:mc="http://schemas.openxmlformats.org/markup-compatibility/2006" xmlns:aink="http://schemas.microsoft.com/office/drawing/2016/ink" xmlns:am3d="http://schemas.microsoft.com/office/drawing/2017/model3d" xmlns:o="urn:schemas-microsoft-com:office:office" xmlns:oel="http://schemas.microsoft.com/office/2019/extlst" xmlns:r="http://schemas.openxmlformats.org/officeDocument/2006/relationships" xmlns:m="http://schemas.openxmlformats.org/officeDocument/2006/math" xmlns:v="urn:schemas-microsoft-com:vml" xmlns:wp14="http://schemas.microsoft.com/office/word/2010/wordprocessingDrawing" xmlns:wp="http://schemas.openxmlformats.org/drawingml/2006/wordprocessingDrawing" xmlns:w10="urn:schemas-microsoft-com:office:word" xmlns:w="http://schemas.openxmlformats.org/wordprocessingml/2006/main" xmlns:w14="http://schemas.microsoft.com/office/word/2010/wordml" xmlns:w15="http://schemas.microsoft.com/office/word/2012/wordml" xmlns:w16cex="http://schemas.microsoft.com/office/word/2018/wordml/cex" xmlns:w16cid="http://schemas.microsoft.com/office/word/2016/wordml/cid" xmlns:w16="http://schemas.microsoft.com/office/word/2018/wordml" xmlns:w16du="http://schemas.microsoft.com/office/word/2023/wordml/word16du" xmlns:w16sdtdh="http://schemas.microsoft.com/office/word/2020/wordml/sdtdatahash" xmlns:w16se="http://schemas.microsoft.com/office/word/2015/wordml/symex" xmlns:wpg="http://schemas.microsoft.com/office/word/2010/wordprocessingGroup" xmlns:wpi="http://schemas.microsoft.com/office/word/2010/wordprocessingInk" xmlns:wne="http://schemas.microsoft.com/office/word/2006/wordml" xmlns:wps="http://schemas.microsoft.com/office/word/2010/wordprocessingShape" mc:Ignorable="w14 w15 w16se w16cid w16 w16cex w16sdtdh wp14">
+<w:endnotes xmlns:wpc="http://schemas.microsoft.com/office/word/2010/wordprocessingCanvas" xmlns:cx="http://schemas.microsoft.com/office/drawing/2014/chartex" xmlns:cx1="http://schemas.microsoft.com/office/drawing/2015/9/8/chartex" xmlns:cx2="http://schemas.microsoft.com/office/drawing/2015/10/21/chartex" xmlns:cx3="http://schemas.microsoft.com/office/drawing/2016/5/9/chartex" xmlns:cx4="http://schemas.microsoft.com/office/drawing/2016/5/10/chartex" xmlns:cx5="http://schemas.microsoft.com/office/drawing/2016/5/11/chartex" xmlns:cx6="http://schemas.microsoft.com/office/drawing/2016/5/12/chartex" xmlns:cx7="http://schemas.microsoft.com/office/drawing/2016/5/13/chartex" xmlns:cx8="http://schemas.microsoft.com/office/drawing/2016/5/14/chartex" xmlns:mc="http://schemas.openxmlformats.org/markup-compatibility/2006" xmlns:aink="http://schemas.microsoft.com/office/drawing/2016/ink" xmlns:am3d="http://schemas.microsoft.com/office/drawing/2017/model3d" xmlns:o="urn:schemas-microsoft-com:office:office" xmlns:oel="http://schemas.microsoft.com/office/2019/extlst" xmlns:r="http://schemas.openxmlformats.org/officeDocument/2006/relationships" xmlns:m="http://schemas.openxmlformats.org/officeDocument/2006/math" xmlns:v="urn:schemas-microsoft-com:vml" xmlns:wp14="http://schemas.microsoft.com/office/word/2010/wordprocessingDrawing" xmlns:wp="http://schemas.openxmlformats.org/drawingml/2006/wordprocessingDrawing" xmlns:w10="urn:schemas-microsoft-com:office:word" xmlns:w="http://schemas.openxmlformats.org/wordprocessingml/2006/main" xmlns:w14="http://schemas.microsoft.com/office/word/2010/wordml" xmlns:w15="http://schemas.microsoft.com/office/word/2012/wordml" xmlns:w16cex="http://schemas.microsoft.com/office/word/2018/wordml/cex" xmlns:w16cid="http://schemas.microsoft.com/office/word/2016/wordml/cid" xmlns:w16="http://schemas.microsoft.com/office/word/2018/wordml" xmlns:w16du="http://schemas.microsoft.com/office/word/2023/wordml/word16du" xmlns:w16sdtdh="http://schemas.microsoft.com/office/word/2020/wordml/sdtdatahash" xmlns:w16sdtfl="http://schemas.microsoft.com/office/word/2024/wordml/sdtformatlock" xmlns:w16se="http://schemas.microsoft.com/office/word/2015/wordml/symex" xmlns:wpg="http://schemas.microsoft.com/office/word/2010/wordprocessingGroup" xmlns:wpi="http://schemas.microsoft.com/office/word/2010/wordprocessingInk" xmlns:wne="http://schemas.microsoft.com/office/word/2006/wordml" xmlns:wps="http://schemas.microsoft.com/office/word/2010/wordprocessingShape" mc:Ignorable="w14 w15 w16se w16cid w16 w16cex w16sdtdh w16sdtfl w16du wp14">
   <w:endnote w:type="separator" w:id="-1">
     <w:p>
       <w:pPr>
@@ -2283,7 +1805,7 @@
 </file>
 
 <file path=word/footer1.xml><?xml version="1.0" encoding="utf-8"?>
-<w:ftr xmlns:wpc="http://schemas.microsoft.com/office/word/2010/wordprocessingCanvas" xmlns:cx="http://schemas.microsoft.com/office/drawing/2014/chartex" xmlns:cx1="http://schemas.microsoft.com/office/drawing/2015/9/8/chartex" xmlns:cx2="http://schemas.microsoft.com/office/drawing/2015/10/21/chartex" xmlns:cx3="http://schemas.microsoft.com/office/drawing/2016/5/9/chartex" xmlns:cx4="http://schemas.microsoft.com/office/drawing/2016/5/10/chartex" xmlns:cx5="http://schemas.microsoft.com/office/drawing/2016/5/11/chartex" xmlns:cx6="http://schemas.microsoft.com/office/drawing/2016/5/12/chartex" xmlns:cx7="http://schemas.microsoft.com/office/drawing/2016/5/13/chartex" xmlns:cx8="http://schemas.microsoft.com/office/drawing/2016/5/14/chartex" xmlns:mc="http://schemas.openxmlformats.org/markup-compatibility/2006" xmlns:aink="http://schemas.microsoft.com/office/drawing/2016/ink" xmlns:am3d="http://schemas.microsoft.com/office/drawing/2017/model3d" xmlns:o="urn:schemas-microsoft-com:office:office" xmlns:oel="http://schemas.microsoft.com/office/2019/extlst" xmlns:r="http://schemas.openxmlformats.org/officeDocument/2006/relationships" xmlns:m="http://schemas.openxmlformats.org/officeDocument/2006/math" xmlns:v="urn:schemas-microsoft-com:vml" xmlns:wp14="http://schemas.microsoft.com/office/word/2010/wordprocessingDrawing" xmlns:wp="http://schemas.openxmlformats.org/drawingml/2006/wordprocessingDrawing" xmlns:w10="urn:schemas-microsoft-com:office:word" xmlns:w="http://schemas.openxmlformats.org/wordprocessingml/2006/main" xmlns:w14="http://schemas.microsoft.com/office/word/2010/wordml" xmlns:w15="http://schemas.microsoft.com/office/word/2012/wordml" xmlns:w16cex="http://schemas.microsoft.com/office/word/2018/wordml/cex" xmlns:w16cid="http://schemas.microsoft.com/office/word/2016/wordml/cid" xmlns:w16="http://schemas.microsoft.com/office/word/2018/wordml" xmlns:w16du="http://schemas.microsoft.com/office/word/2023/wordml/word16du" xmlns:w16sdtdh="http://schemas.microsoft.com/office/word/2020/wordml/sdtdatahash" xmlns:w16se="http://schemas.microsoft.com/office/word/2015/wordml/symex" xmlns:wpg="http://schemas.microsoft.com/office/word/2010/wordprocessingGroup" xmlns:wpi="http://schemas.microsoft.com/office/word/2010/wordprocessingInk" xmlns:wne="http://schemas.microsoft.com/office/word/2006/wordml" xmlns:wps="http://schemas.microsoft.com/office/word/2010/wordprocessingShape" mc:Ignorable="w14 w15 w16se w16cid w16 w16cex w16sdtdh wp14">
+<w:ftr xmlns:wpc="http://schemas.microsoft.com/office/word/2010/wordprocessingCanvas" xmlns:cx="http://schemas.microsoft.com/office/drawing/2014/chartex" xmlns:cx1="http://schemas.microsoft.com/office/drawing/2015/9/8/chartex" xmlns:cx2="http://schemas.microsoft.com/office/drawing/2015/10/21/chartex" xmlns:cx3="http://schemas.microsoft.com/office/drawing/2016/5/9/chartex" xmlns:cx4="http://schemas.microsoft.com/office/drawing/2016/5/10/chartex" xmlns:cx5="http://schemas.microsoft.com/office/drawing/2016/5/11/chartex" xmlns:cx6="http://schemas.microsoft.com/office/drawing/2016/5/12/chartex" xmlns:cx7="http://schemas.microsoft.com/office/drawing/2016/5/13/chartex" xmlns:cx8="http://schemas.microsoft.com/office/drawing/2016/5/14/chartex" xmlns:mc="http://schemas.openxmlformats.org/markup-compatibility/2006" xmlns:aink="http://schemas.microsoft.com/office/drawing/2016/ink" xmlns:am3d="http://schemas.microsoft.com/office/drawing/2017/model3d" xmlns:o="urn:schemas-microsoft-com:office:office" xmlns:oel="http://schemas.microsoft.com/office/2019/extlst" xmlns:r="http://schemas.openxmlformats.org/officeDocument/2006/relationships" xmlns:m="http://schemas.openxmlformats.org/officeDocument/2006/math" xmlns:v="urn:schemas-microsoft-com:vml" xmlns:wp14="http://schemas.microsoft.com/office/word/2010/wordprocessingDrawing" xmlns:wp="http://schemas.openxmlformats.org/drawingml/2006/wordprocessingDrawing" xmlns:w10="urn:schemas-microsoft-com:office:word" xmlns:w="http://schemas.openxmlformats.org/wordprocessingml/2006/main" xmlns:w14="http://schemas.microsoft.com/office/word/2010/wordml" xmlns:w15="http://schemas.microsoft.com/office/word/2012/wordml" xmlns:w16cex="http://schemas.microsoft.com/office/word/2018/wordml/cex" xmlns:w16cid="http://schemas.microsoft.com/office/word/2016/wordml/cid" xmlns:w16="http://schemas.microsoft.com/office/word/2018/wordml" xmlns:w16du="http://schemas.microsoft.com/office/word/2023/wordml/word16du" xmlns:w16sdtdh="http://schemas.microsoft.com/office/word/2020/wordml/sdtdatahash" xmlns:w16sdtfl="http://schemas.microsoft.com/office/word/2024/wordml/sdtformatlock" xmlns:w16se="http://schemas.microsoft.com/office/word/2015/wordml/symex" xmlns:wpg="http://schemas.microsoft.com/office/word/2010/wordprocessingGroup" xmlns:wpi="http://schemas.microsoft.com/office/word/2010/wordprocessingInk" xmlns:wne="http://schemas.microsoft.com/office/word/2006/wordml" xmlns:wps="http://schemas.microsoft.com/office/word/2010/wordprocessingShape" mc:Ignorable="w14 w15 w16se w16cid w16 w16cex w16sdtdh w16sdtfl w16du wp14">
   <w:sdt>
     <w:sdtPr>
       <w:id w:val="1495451635"/>
@@ -2296,6 +1818,7 @@
       <w:p>
         <w:pPr>
           <w:pStyle w:val="a6"/>
+          <w:ind w:right="-1"/>
           <w:jc w:val="right"/>
         </w:pPr>
         <w:r>
@@ -2334,7 +1857,7 @@
 </file>
 
 <file path=word/footnotes.xml><?xml version="1.0" encoding="utf-8"?>
-<w:footnotes xmlns:wpc="http://schemas.microsoft.com/office/word/2010/wordprocessingCanvas" xmlns:cx="http://schemas.microsoft.com/office/drawing/2014/chartex" xmlns:cx1="http://schemas.microsoft.com/office/drawing/2015/9/8/chartex" xmlns:cx2="http://schemas.microsoft.com/office/drawing/2015/10/21/chartex" xmlns:cx3="http://schemas.microsoft.com/office/drawing/2016/5/9/chartex" xmlns:cx4="http://schemas.microsoft.com/office/drawing/2016/5/10/chartex" xmlns:cx5="http://schemas.microsoft.com/office/drawing/2016/5/11/chartex" xmlns:cx6="http://schemas.microsoft.com/office/drawing/2016/5/12/chartex" xmlns:cx7="http://schemas.microsoft.com/office/drawing/2016/5/13/chartex" xmlns:cx8="http://schemas.microsoft.com/office/drawing/2016/5/14/chartex" xmlns:mc="http://schemas.openxmlformats.org/markup-compatibility/2006" xmlns:aink="http://schemas.microsoft.com/office/drawing/2016/ink" xmlns:am3d="http://schemas.microsoft.com/office/drawing/2017/model3d" xmlns:o="urn:schemas-microsoft-com:office:office" xmlns:oel="http://schemas.microsoft.com/office/2019/extlst" xmlns:r="http://schemas.openxmlformats.org/officeDocument/2006/relationships" xmlns:m="http://schemas.openxmlformats.org/officeDocument/2006/math" xmlns:v="urn:schemas-microsoft-com:vml" xmlns:wp14="http://schemas.microsoft.com/office/word/2010/wordprocessingDrawing" xmlns:wp="http://schemas.openxmlformats.org/drawingml/2006/wordprocessingDrawing" xmlns:w10="urn:schemas-microsoft-com:office:word" xmlns:w="http://schemas.openxmlformats.org/wordprocessingml/2006/main" xmlns:w14="http://schemas.microsoft.com/office/word/2010/wordml" xmlns:w15="http://schemas.microsoft.com/office/word/2012/wordml" xmlns:w16cex="http://schemas.microsoft.com/office/word/2018/wordml/cex" xmlns:w16cid="http://schemas.microsoft.com/office/word/2016/wordml/cid" xmlns:w16="http://schemas.microsoft.com/office/word/2018/wordml" xmlns:w16du="http://schemas.microsoft.com/office/word/2023/wordml/word16du" xmlns:w16sdtdh="http://schemas.microsoft.com/office/word/2020/wordml/sdtdatahash" xmlns:w16se="http://schemas.microsoft.com/office/word/2015/wordml/symex" xmlns:wpg="http://schemas.microsoft.com/office/word/2010/wordprocessingGroup" xmlns:wpi="http://schemas.microsoft.com/office/word/2010/wordprocessingInk" xmlns:wne="http://schemas.microsoft.com/office/word/2006/wordml" xmlns:wps="http://schemas.microsoft.com/office/word/2010/wordprocessingShape" mc:Ignorable="w14 w15 w16se w16cid w16 w16cex w16sdtdh wp14">
+<w:footnotes xmlns:wpc="http://schemas.microsoft.com/office/word/2010/wordprocessingCanvas" xmlns:cx="http://schemas.microsoft.com/office/drawing/2014/chartex" xmlns:cx1="http://schemas.microsoft.com/office/drawing/2015/9/8/chartex" xmlns:cx2="http://schemas.microsoft.com/office/drawing/2015/10/21/chartex" xmlns:cx3="http://schemas.microsoft.com/office/drawing/2016/5/9/chartex" xmlns:cx4="http://schemas.microsoft.com/office/drawing/2016/5/10/chartex" xmlns:cx5="http://schemas.microsoft.com/office/drawing/2016/5/11/chartex" xmlns:cx6="http://schemas.microsoft.com/office/drawing/2016/5/12/chartex" xmlns:cx7="http://schemas.microsoft.com/office/drawing/2016/5/13/chartex" xmlns:cx8="http://schemas.microsoft.com/office/drawing/2016/5/14/chartex" xmlns:mc="http://schemas.openxmlformats.org/markup-compatibility/2006" xmlns:aink="http://schemas.microsoft.com/office/drawing/2016/ink" xmlns:am3d="http://schemas.microsoft.com/office/drawing/2017/model3d" xmlns:o="urn:schemas-microsoft-com:office:office" xmlns:oel="http://schemas.microsoft.com/office/2019/extlst" xmlns:r="http://schemas.openxmlformats.org/officeDocument/2006/relationships" xmlns:m="http://schemas.openxmlformats.org/officeDocument/2006/math" xmlns:v="urn:schemas-microsoft-com:vml" xmlns:wp14="http://schemas.microsoft.com/office/word/2010/wordprocessingDrawing" xmlns:wp="http://schemas.openxmlformats.org/drawingml/2006/wordprocessingDrawing" xmlns:w10="urn:schemas-microsoft-com:office:word" xmlns:w="http://schemas.openxmlformats.org/wordprocessingml/2006/main" xmlns:w14="http://schemas.microsoft.com/office/word/2010/wordml" xmlns:w15="http://schemas.microsoft.com/office/word/2012/wordml" xmlns:w16cex="http://schemas.microsoft.com/office/word/2018/wordml/cex" xmlns:w16cid="http://schemas.microsoft.com/office/word/2016/wordml/cid" xmlns:w16="http://schemas.microsoft.com/office/word/2018/wordml" xmlns:w16du="http://schemas.microsoft.com/office/word/2023/wordml/word16du" xmlns:w16sdtdh="http://schemas.microsoft.com/office/word/2020/wordml/sdtdatahash" xmlns:w16sdtfl="http://schemas.microsoft.com/office/word/2024/wordml/sdtformatlock" xmlns:w16se="http://schemas.microsoft.com/office/word/2015/wordml/symex" xmlns:wpg="http://schemas.microsoft.com/office/word/2010/wordprocessingGroup" xmlns:wpi="http://schemas.microsoft.com/office/word/2010/wordprocessingInk" xmlns:wne="http://schemas.microsoft.com/office/word/2006/wordml" xmlns:wps="http://schemas.microsoft.com/office/word/2010/wordprocessingShape" mc:Ignorable="w14 w15 w16se w16cid w16 w16cex w16sdtdh w16sdtfl w16du wp14">
   <w:footnote w:type="separator" w:id="-1">
     <w:p>
       <w:pPr>
@@ -2359,7 +1882,7 @@
 </file>
 
 <file path=word/numbering.xml><?xml version="1.0" encoding="utf-8"?>
-<w:numbering xmlns:wpc="http://schemas.microsoft.com/office/word/2010/wordprocessingCanvas" xmlns:cx="http://schemas.microsoft.com/office/drawing/2014/chartex" xmlns:cx1="http://schemas.microsoft.com/office/drawing/2015/9/8/chartex" xmlns:cx2="http://schemas.microsoft.com/office/drawing/2015/10/21/chartex" xmlns:cx3="http://schemas.microsoft.com/office/drawing/2016/5/9/chartex" xmlns:cx4="http://schemas.microsoft.com/office/drawing/2016/5/10/chartex" xmlns:cx5="http://schemas.microsoft.com/office/drawing/2016/5/11/chartex" xmlns:cx6="http://schemas.microsoft.com/office/drawing/2016/5/12/chartex" xmlns:cx7="http://schemas.microsoft.com/office/drawing/2016/5/13/chartex" xmlns:cx8="http://schemas.microsoft.com/office/drawing/2016/5/14/chartex" xmlns:mc="http://schemas.openxmlformats.org/markup-compatibility/2006" xmlns:aink="http://schemas.microsoft.com/office/drawing/2016/ink" xmlns:am3d="http://schemas.microsoft.com/office/drawing/2017/model3d" xmlns:o="urn:schemas-microsoft-com:office:office" xmlns:oel="http://schemas.microsoft.com/office/2019/extlst" xmlns:r="http://schemas.openxmlformats.org/officeDocument/2006/relationships" xmlns:m="http://schemas.openxmlformats.org/officeDocument/2006/math" xmlns:v="urn:schemas-microsoft-com:vml" xmlns:wp14="http://schemas.microsoft.com/office/word/2010/wordprocessingDrawing" xmlns:wp="http://schemas.openxmlformats.org/drawingml/2006/wordprocessingDrawing" xmlns:w10="urn:schemas-microsoft-com:office:word" xmlns:w="http://schemas.openxmlformats.org/wordprocessingml/2006/main" xmlns:w14="http://schemas.microsoft.com/office/word/2010/wordml" xmlns:w15="http://schemas.microsoft.com/office/word/2012/wordml" xmlns:w16cex="http://schemas.microsoft.com/office/word/2018/wordml/cex" xmlns:w16cid="http://schemas.microsoft.com/office/word/2016/wordml/cid" xmlns:w16="http://schemas.microsoft.com/office/word/2018/wordml" xmlns:w16du="http://schemas.microsoft.com/office/word/2023/wordml/word16du" xmlns:w16sdtdh="http://schemas.microsoft.com/office/word/2020/wordml/sdtdatahash" xmlns:w16se="http://schemas.microsoft.com/office/word/2015/wordml/symex" xmlns:wpg="http://schemas.microsoft.com/office/word/2010/wordprocessingGroup" xmlns:wpi="http://schemas.microsoft.com/office/word/2010/wordprocessingInk" xmlns:wne="http://schemas.microsoft.com/office/word/2006/wordml" xmlns:wps="http://schemas.microsoft.com/office/word/2010/wordprocessingShape" mc:Ignorable="w14 w15 w16se w16cid w16 w16cex w16sdtdh wp14">
+<w:numbering xmlns:wpc="http://schemas.microsoft.com/office/word/2010/wordprocessingCanvas" xmlns:cx="http://schemas.microsoft.com/office/drawing/2014/chartex" xmlns:cx1="http://schemas.microsoft.com/office/drawing/2015/9/8/chartex" xmlns:cx2="http://schemas.microsoft.com/office/drawing/2015/10/21/chartex" xmlns:cx3="http://schemas.microsoft.com/office/drawing/2016/5/9/chartex" xmlns:cx4="http://schemas.microsoft.com/office/drawing/2016/5/10/chartex" xmlns:cx5="http://schemas.microsoft.com/office/drawing/2016/5/11/chartex" xmlns:cx6="http://schemas.microsoft.com/office/drawing/2016/5/12/chartex" xmlns:cx7="http://schemas.microsoft.com/office/drawing/2016/5/13/chartex" xmlns:cx8="http://schemas.microsoft.com/office/drawing/2016/5/14/chartex" xmlns:mc="http://schemas.openxmlformats.org/markup-compatibility/2006" xmlns:aink="http://schemas.microsoft.com/office/drawing/2016/ink" xmlns:am3d="http://schemas.microsoft.com/office/drawing/2017/model3d" xmlns:o="urn:schemas-microsoft-com:office:office" xmlns:oel="http://schemas.microsoft.com/office/2019/extlst" xmlns:r="http://schemas.openxmlformats.org/officeDocument/2006/relationships" xmlns:m="http://schemas.openxmlformats.org/officeDocument/2006/math" xmlns:v="urn:schemas-microsoft-com:vml" xmlns:wp14="http://schemas.microsoft.com/office/word/2010/wordprocessingDrawing" xmlns:wp="http://schemas.openxmlformats.org/drawingml/2006/wordprocessingDrawing" xmlns:w10="urn:schemas-microsoft-com:office:word" xmlns:w="http://schemas.openxmlformats.org/wordprocessingml/2006/main" xmlns:w14="http://schemas.microsoft.com/office/word/2010/wordml" xmlns:w15="http://schemas.microsoft.com/office/word/2012/wordml" xmlns:w16cex="http://schemas.microsoft.com/office/word/2018/wordml/cex" xmlns:w16cid="http://schemas.microsoft.com/office/word/2016/wordml/cid" xmlns:w16="http://schemas.microsoft.com/office/word/2018/wordml" xmlns:w16du="http://schemas.microsoft.com/office/word/2023/wordml/word16du" xmlns:w16sdtdh="http://schemas.microsoft.com/office/word/2020/wordml/sdtdatahash" xmlns:w16sdtfl="http://schemas.microsoft.com/office/word/2024/wordml/sdtformatlock" xmlns:w16se="http://schemas.microsoft.com/office/word/2015/wordml/symex" xmlns:wpg="http://schemas.microsoft.com/office/word/2010/wordprocessingGroup" xmlns:wpi="http://schemas.microsoft.com/office/word/2010/wordprocessingInk" xmlns:wne="http://schemas.microsoft.com/office/word/2006/wordml" xmlns:wps="http://schemas.microsoft.com/office/word/2010/wordprocessingShape" mc:Ignorable="w14 w15 w16se w16cid w16 w16cex w16sdtdh w16sdtfl w16du wp14">
   <w:abstractNum w:abstractNumId="0" w15:restartNumberingAfterBreak="0">
     <w:nsid w:val="FFFFFF89"/>
     <w:multiLevelType w:val="singleLevel"/>
@@ -6959,7 +6482,7 @@
 </file>
 
 <file path=word/styles.xml><?xml version="1.0" encoding="utf-8"?>
-<w:styles xmlns:mc="http://schemas.openxmlformats.org/markup-compatibility/2006" xmlns:r="http://schemas.openxmlformats.org/officeDocument/2006/relationships" xmlns:w="http://schemas.openxmlformats.org/wordprocessingml/2006/main" xmlns:w14="http://schemas.microsoft.com/office/word/2010/wordml" xmlns:w15="http://schemas.microsoft.com/office/word/2012/wordml" xmlns:w16cex="http://schemas.microsoft.com/office/word/2018/wordml/cex" xmlns:w16cid="http://schemas.microsoft.com/office/word/2016/wordml/cid" xmlns:w16="http://schemas.microsoft.com/office/word/2018/wordml" xmlns:w16sdtdh="http://schemas.microsoft.com/office/word/2020/wordml/sdtdatahash" xmlns:w16se="http://schemas.microsoft.com/office/word/2015/wordml/symex" mc:Ignorable="w14 w15 w16se w16cid w16 w16cex w16sdtdh">
+<w:styles xmlns:mc="http://schemas.openxmlformats.org/markup-compatibility/2006" xmlns:r="http://schemas.openxmlformats.org/officeDocument/2006/relationships" xmlns:w="http://schemas.openxmlformats.org/wordprocessingml/2006/main" xmlns:w14="http://schemas.microsoft.com/office/word/2010/wordml" xmlns:w15="http://schemas.microsoft.com/office/word/2012/wordml" xmlns:w16cex="http://schemas.microsoft.com/office/word/2018/wordml/cex" xmlns:w16cid="http://schemas.microsoft.com/office/word/2016/wordml/cid" xmlns:w16="http://schemas.microsoft.com/office/word/2018/wordml" xmlns:w16du="http://schemas.microsoft.com/office/word/2023/wordml/word16du" xmlns:w16sdtdh="http://schemas.microsoft.com/office/word/2020/wordml/sdtdatahash" xmlns:w16sdtfl="http://schemas.microsoft.com/office/word/2024/wordml/sdtformatlock" xmlns:w16se="http://schemas.microsoft.com/office/word/2015/wordml/symex" mc:Ignorable="w14 w15 w16se w16cid w16 w16cex w16sdtdh w16sdtfl w16du">
   <w:docDefaults>
     <w:rPrDefault>
       <w:rPr>
@@ -7433,7 +6956,6 @@
   <w:style w:type="character" w:default="1" w:styleId="a1">
     <w:name w:val="Default Paragraph Font"/>
     <w:uiPriority w:val="1"/>
-    <w:semiHidden/>
     <w:unhideWhenUsed/>
   </w:style>
   <w:style w:type="table" w:default="1" w:styleId="a2">
